--- a/public/templates/ai-scenario-dvor-1150a.docx
+++ b/public/templates/ai-scenario-dvor-1150a.docx
@@ -7,7 +7,7 @@
         <w:pStyle w:val="Title"/>
       </w:pPr>
       <w:r>
-        <w:t>Tài liệu tạo kịch bản AI — DVOR 1150A</w:t>
+        <w:t>Mẫu thông số nền — DVOR 1150A</w:t>
       </w:r>
     </w:p>
     <w:p>
@@ -15,7 +15,7 @@
         <w:pStyle w:val="Subtitle"/>
       </w:pPr>
       <w:r>
-        <w:t>Mẫu thông số Scenario Parameters • Có thể chỉnh sửa bằng Word</w:t>
+        <w:t>Tài liệu tham chiếu mặc định • Chỉnh sửa trực tiếp bằng Word</w:t>
       </w:r>
     </w:p>
     <w:p>
@@ -23,32 +23,47 @@
         <w:pStyle w:val="Heading1"/>
       </w:pPr>
       <w:r>
-        <w:t>Cách dùng</w:t>
+        <w:t>A. Cách dùng và nguồn</w:t>
       </w:r>
     </w:p>
     <w:p>
       <w:r>
-        <w:t>1. Điền thông tin, mục tiêu và nguồn thật. Chọn lỗi simulator đã hỗ trợ; chưa có manual thì ghi rõ chưa cung cấp nguồn kỹ thuật.</w:t>
+        <w:t>Bạn không phải viết toàn bộ kịch bản trong Word. Tài liệu này chỉ cung cấp thông số nền/tham chiếu cho đúng thiết bị DVOR 1150A. Có thể tải manual có lớp chữ thay cho mẫu này.</w:t>
       </w:r>
     </w:p>
     <w:p>
       <w:r>
-        <w:t>2. Ghi giá trị ban đầu và đường khôi phục bằng các dòng SET / RECOVER. Giữ đúng field ID, kiểu dữ liệu và đơn vị trong danh mục cuối tệp. Thay phần [nội dung] rồi xóa dòng trống, ví dụ hoặc tham số không dùng.</w:t>
+        <w:t>Điền giá trị có nguồn trong cột Giá trị tài liệu, kèm tên tài liệu/phiên bản và Nguồn/trang. Để trống khi chưa biết hoặc không áp dụng; ô trống không có nghĩa là 0, không tắt tính năng và không yêu cầu AI tự đoán.</w:t>
       </w:r>
     </w:p>
     <w:p>
       <w:r>
-        <w:t>3. Không trộn nhiều tình huống không liên quan. Không yêu cầu thay đổi công thức, phần cứng, quyền bảo mật hoặc tiêu chí nhằm bỏ qua lỗi.</w:t>
+        <w:t>Mặc định mô phỏng là giá trị từ biểu mẫu native, chỉ để đối chiếu; không phải yêu cầu sửa và không phải thông số danh định được nhà sản xuất xác nhận. Giới hạn/lựa chọn lấy từ cùng biểu mẫu; nơi chưa có khoảng số phải đối chiếu nguồn, không tự đặt giới hạn.</w:t>
       </w:r>
     </w:p>
     <w:p>
       <w:r>
-        <w:t>4. Lưu .docx và đính kèm trong modal tạo kịch bản AI. Tên và mô tả ngắn vẫn nhập trong modal. Giám khảo kiểm tra toàn bộ cấu hình trong simulator trước khi đưa vào thư viện.</w:t>
+        <w:t>Tải tệp lên modal để AI chuẩn hóa giá trị nền, kiểm tra nguồn/thiếu dữ liệu/mâu thuẫn và đề xuất thay đổi. Sau đó xem các trường đã điền, sửa nếu cần và xác nhận từng bước trong trình hướng dẫn. Tải lên không tự tạo kịch bản hoặc đổi mặc định chung.</w:t>
       </w:r>
     </w:p>
     <w:p>
       <w:r>
-        <w:t>Mẫu này là quy ước soạn bài đào tạo, không phải manual nhà sản xuất. Chỉ số là cài đặt mô phỏng, không phải chứng nhận thiết bị thật. Không gửi bí mật hoặc bài làm học viên. PDF scan cần OCR trước khi tải lên.</w:t>
+        <w:t>Chỉ cột Giá trị tài liệu do bạn điền mới là dữ liệu đề xuất từ tài liệu. Hướng dẫn, dòng trống, ví dụ và cột mặc định là nội dung tham khảo, không phải dữ liệu lỗi/khôi phục.</w:t>
+      </w:r>
+    </w:p>
+    <w:p>
+      <w:r>
+        <w:t>Mẫu đào tạo này không phải manual nhà sản xuất. Không đưa bí mật, mật khẩu, thông tin đăng nhập hoặc bài làm học viên vào tệp. Chỉ dùng số liệu mô phỏng hoặc tài liệu được phép chia sẻ.</w:t>
+      </w:r>
+    </w:p>
+    <w:p>
+      <w:r>
+        <w:t>Nguồn chung (tên/phiên bản tài liệu): ______. Trang/đoạn: ______. Nếu chưa có: ghi Chưa cung cấp nguồn kỹ thuật. Nguồn riêng ở từng dòng được ưu tiên.</w:t>
+      </w:r>
+    </w:p>
+    <w:p>
+      <w:r>
+        <w:t>Ví dụ cách điền — minh họa cách ghi nguồn, không phải yêu cầu: chép một giá trị đã kiểm chứng vào cột Giá trị tài liệu, rồi ghi tên tài liệu và trang tương ứng; không sao chép ví dụ làm số liệu của thiết bị.</w:t>
       </w:r>
     </w:p>
     <w:p>
@@ -56,580 +71,4620 @@
         <w:pStyle w:val="Heading1"/>
       </w:pPr>
       <w:r>
-        <w:t>A. Thông tin và mục tiêu</w:t>
+        <w:t>B. Thông số nền có thể chỉnh sửa</w:t>
       </w:r>
     </w:p>
     <w:p>
       <w:r>
-        <w:t>Thiết bị: DVOR 1150A</w:t>
-      </w:r>
-    </w:p>
-    <w:p>
-      <w:r>
-        <w:t>Tên kịch bản: [nội dung]</w:t>
-      </w:r>
-    </w:p>
-    <w:p>
-      <w:r>
-        <w:t>Độ khó: [cơ bản / trung bình / nâng cao]</w:t>
-      </w:r>
-    </w:p>
-    <w:p>
-      <w:r>
-        <w:t>Mục tiêu và triệu chứng cần xuất hiện: [nội dung]</w:t>
-      </w:r>
-    </w:p>
-    <w:p>
-      <w:r>
-        <w:t>Tên / phiên bản tài liệu, trang và đoạn trích chính xác: [nội dung; hoặc Chưa cung cấp nguồn kỹ thuật]</w:t>
-      </w:r>
-    </w:p>
-    <w:p>
-      <w:r>
-        <w:t>Loại bài: [hiệu chỉnh tham số / chẩn đoán phần cứng bản địa / thao tác terminal bản địa]</w:t>
+        <w:t>Mỗi dòng giữ tên trường của biểu mẫu. Giữ đúng đơn vị; không tự chuyển đổi. Khi một nhóm có nhiều máy/kênh, đối chiếu đúng TX/MON hoặc cảm biến trước khi xác nhận.</w:t>
       </w:r>
     </w:p>
     <w:p>
       <w:pPr>
-        <w:pStyle w:val="Heading1"/>
+        <w:pStyle w:val="Heading2"/>
       </w:pPr>
       <w:r>
-        <w:t>B. Cấu hình phải đi kèm kịch bản</w:t>
-      </w:r>
-    </w:p>
-    <w:p>
-      <w:r>
-        <w:t>Không chỉ mô tả bằng văn: ghi chính xác từng trường, giá trị đầu bài, đơn vị, giá trị đích và nguồn. Một giá trị = một dòng. Boolean dùng true/false, số không có dấu phân cách hàng nghìn, dùng dấu chấm thập phân. Enum giữ nguyên token; không đổi đơn vị.</w:t>
-      </w:r>
-    </w:p>
-    <w:p>
-      <w:r>
-        <w:t>Mẫu cú pháp ban đầu (không phải yêu cầu): SET [field ID từ danh mục] = [giá trị đầu bài và đơn vị nếu có]</w:t>
-      </w:r>
-    </w:p>
-    <w:p>
-      <w:r>
-        <w:t>Mẫu cú pháp khôi phục (không phải yêu cầu): RECOVER [field ID được phép khôi phục] = [giá trị đích và đơn vị nếu có]</w:t>
-      </w:r>
-    </w:p>
-    <w:p>
-      <w:r>
-        <w:t>Trạng thái khởi động: [máy chính, Local/Bypass hoặc trạng thái native tương ứng; không suy diễn field không có]</w:t>
-      </w:r>
-    </w:p>
-    <w:p>
-      <w:r>
-        <w:t>Lỗi/triệu chứng: [fault đang hỗ trợ hoặc tham số tạo sai lệch; phân biệt cài đặt với số đo do engine tính]</w:t>
-      </w:r>
-    </w:p>
-    <w:p>
-      <w:r>
-        <w:t>Điều kiện đạt: [tiêu chí native phải đạt; không tắt tiêu chí chỉ để bài có thể hoàn tất]</w:t>
-      </w:r>
-    </w:p>
-    <w:p>
-      <w:r>
-        <w:t>Quyền sửa: [trường cần cho phép học viên thay đổi; không cấp quyền cho field chỉ giám khảo / bảo mật]</w:t>
-      </w:r>
-    </w:p>
-    <w:p>
-      <w:r>
-        <w:t>Chẩn đoán: [checkpoint, lệnh và đúng vị trí phần cứng theo bài native; không tự đặt ID hoặc menu]</w:t>
-      </w:r>
-    </w:p>
-    <w:p>
-      <w:r>
-        <w:t>Thông tin còn thiếu / yêu cầu không được thay thế: [nội dung]</w:t>
-      </w:r>
-    </w:p>
-    <w:p>
-      <w:pPr>
-        <w:pStyle w:val="Heading1"/>
-      </w:pPr>
-      <w:r>
-        <w:t>C. Ví dụ có chỉ số — xóa nếu không dùng</w:t>
-      </w:r>
-    </w:p>
-    <w:p>
-      <w:r>
-        <w:t>Ví dụ đào tạo dùng scaffold carrier-9960 với các giá trị nêu rõ dưới đây; engine hiện có đã kiểm tra đường xử lý. Không phải thông số nhà sản xuất.</w:t>
-      </w:r>
-    </w:p>
-    <w:p>
-      <w:r>
-        <w:t>SET configuration.transmitters.tx1.nominal.outputPower = 13.7 W</w:t>
-      </w:r>
-    </w:p>
-    <w:p>
-      <w:r>
-        <w:t>RECOVER configuration.transmitters.tx1.nominal.outputPower = 125 W</w:t>
-      </w:r>
-    </w:p>
-    <w:p>
-      <w:r>
-        <w:t>RECOVER startPolicy.startMonitorBypassed = false</w:t>
-      </w:r>
-    </w:p>
-    <w:p>
-      <w:r>
-        <w:t>Căn cứ: ví dụ đào tạo từ khả năng và ràng buộc của simulator, chưa cung cấp manual kỹ thuật riêng. Không gọi đây là thông số tiêu chuẩn của thiết bị thật.</w:t>
-      </w:r>
-    </w:p>
-    <w:p>
-      <w:pPr>
-        <w:pStyle w:val="Heading1"/>
-      </w:pPr>
-      <w:r>
-        <w:t>D. Danh mục trường cho tình huống mẫu</w:t>
-      </w:r>
-    </w:p>
-    <w:p>
-      <w:r>
-        <w:t>Danh mục này thuộc scaffold carrier-9960. Các trường khác phụ thuộc thiết bị và loại lỗi; không tự đoán đường dẫn JSON. Trường không liệt kê hoặc ngoài giới hạn sẽ bị từ chối, không âm thầm bỏ qua. Giá trị không nêu rõ được giữ từ cấu hình nền; phải kiểm tra trong Scenario Parameters.</w:t>
+        <w:t>Station</w:t>
       </w:r>
     </w:p>
     <w:tbl>
       <w:tblPr>
         <w:tblStyle w:val="TableGrid"/>
         <w:tblW w:type="auto" w:w="0"/>
+        <w:tblLayout w:type="fixed"/>
         <w:tblLook w:firstColumn="1" w:firstRow="1" w:lastColumn="0" w:lastRow="0" w:noHBand="0" w:noVBand="1" w:val="04A0"/>
       </w:tblPr>
       <w:tblGrid>
-        <w:gridCol w:w="2556"/>
-        <w:gridCol w:w="2556"/>
-        <w:gridCol w:w="2556"/>
-        <w:gridCol w:w="2556"/>
+        <w:gridCol w:w="5472"/>
+        <w:gridCol w:w="1656"/>
+        <w:gridCol w:w="2736"/>
       </w:tblGrid>
       <w:tr>
+        <w:trPr>
+          <w:tblHeader/>
+        </w:trPr>
         <w:tc>
           <w:tcPr>
-            <w:tcW w:type="dxa" w:w="2556"/>
+            <w:tcW w:type="dxa" w:w="5472"/>
           </w:tcPr>
           <w:p>
             <w:r>
-              <w:t>Field ID / tên</w:t>
+              <w:rPr>
+                <w:b/>
+              </w:rPr>
+              <w:t>Thông số / đơn vị / giới hạn</w:t>
             </w:r>
           </w:p>
         </w:tc>
         <w:tc>
           <w:tcPr>
-            <w:tcW w:type="dxa" w:w="2556"/>
+            <w:tcW w:type="dxa" w:w="1656"/>
           </w:tcPr>
           <w:p>
             <w:r>
-              <w:t>Kiểu / đơn vị</w:t>
+              <w:rPr>
+                <w:b/>
+              </w:rPr>
+              <w:t>Mặc định mô phỏng</w:t>
             </w:r>
           </w:p>
         </w:tc>
         <w:tc>
           <w:tcPr>
-            <w:tcW w:type="dxa" w:w="2556"/>
+            <w:tcW w:type="dxa" w:w="2736"/>
           </w:tcPr>
           <w:p>
             <w:r>
-              <w:t>Giới hạn / lựa chọn</w:t>
-            </w:r>
-          </w:p>
-        </w:tc>
-        <w:tc>
-          <w:tcPr>
-            <w:tcW w:type="dxa" w:w="2556"/>
-          </w:tcPr>
-          <w:p>
-            <w:r>
-              <w:t>Khôi phục?</w:t>
-            </w:r>
-          </w:p>
-        </w:tc>
-      </w:tr>
-      <w:tr>
-        <w:tc>
-          <w:tcPr>
-            <w:tcW w:type="dxa" w:w="2556"/>
-          </w:tcPr>
-          <w:p>
-            <w:r>
-              <w:t>configuration.transmitters.tx1.nominal.outputPower</w:t>
-              <w:br/>
-              <w:t>Output power</w:t>
-            </w:r>
-          </w:p>
-        </w:tc>
-        <w:tc>
-          <w:tcPr>
-            <w:tcW w:type="dxa" w:w="2556"/>
-          </w:tcPr>
-          <w:p>
-            <w:r>
-              <w:t>number / W</w:t>
-            </w:r>
-          </w:p>
-        </w:tc>
-        <w:tc>
-          <w:tcPr>
-            <w:tcW w:type="dxa" w:w="2556"/>
-          </w:tcPr>
-          <w:p>
-            <w:r>
-              <w:t>min 0 · max 200 · bước 0.1</w:t>
-            </w:r>
-          </w:p>
-        </w:tc>
-        <w:tc>
-          <w:tcPr>
-            <w:tcW w:type="dxa" w:w="2556"/>
-          </w:tcPr>
-          <w:p>
-            <w:r>
-              <w:t>Có</w:t>
-            </w:r>
-          </w:p>
-        </w:tc>
-      </w:tr>
-      <w:tr>
-        <w:tc>
-          <w:tcPr>
-            <w:tcW w:type="dxa" w:w="2556"/>
-          </w:tcPr>
-          <w:p>
-            <w:r>
-              <w:t>startPolicy.mainTransmitterId</w:t>
-              <w:br/>
-              <w:t>mainTransmitterId</w:t>
-            </w:r>
-          </w:p>
-        </w:tc>
-        <w:tc>
-          <w:tcPr>
-            <w:tcW w:type="dxa" w:w="2556"/>
-          </w:tcPr>
-          <w:p>
-            <w:r>
-              <w:t>enum</w:t>
-            </w:r>
-          </w:p>
-        </w:tc>
-        <w:tc>
-          <w:tcPr>
-            <w:tcW w:type="dxa" w:w="2556"/>
-          </w:tcPr>
-          <w:p>
-            <w:r>
-              <w:t>tx1, tx2</w:t>
-            </w:r>
-          </w:p>
-        </w:tc>
-        <w:tc>
-          <w:tcPr>
-            <w:tcW w:type="dxa" w:w="2556"/>
-          </w:tcPr>
-          <w:p>
-            <w:r>
-              <w:t>Có</w:t>
-            </w:r>
-          </w:p>
-        </w:tc>
-      </w:tr>
-      <w:tr>
-        <w:tc>
-          <w:tcPr>
-            <w:tcW w:type="dxa" w:w="2556"/>
-          </w:tcPr>
-          <w:p>
-            <w:r>
-              <w:t>startPolicy.startLocal</w:t>
-              <w:br/>
-              <w:t>startLocal</w:t>
-            </w:r>
-          </w:p>
-        </w:tc>
-        <w:tc>
-          <w:tcPr>
-            <w:tcW w:type="dxa" w:w="2556"/>
-          </w:tcPr>
-          <w:p>
-            <w:r>
-              <w:t>boolean</w:t>
-            </w:r>
-          </w:p>
-        </w:tc>
-        <w:tc>
-          <w:tcPr>
-            <w:tcW w:type="dxa" w:w="2556"/>
-          </w:tcPr>
-          <w:p>
-            <w:r>
-              <w:t>Theo validator native</w:t>
-            </w:r>
-          </w:p>
-        </w:tc>
-        <w:tc>
-          <w:tcPr>
-            <w:tcW w:type="dxa" w:w="2556"/>
-          </w:tcPr>
-          <w:p>
-            <w:r>
-              <w:t>Có</w:t>
-            </w:r>
-          </w:p>
-        </w:tc>
-      </w:tr>
-      <w:tr>
-        <w:tc>
-          <w:tcPr>
-            <w:tcW w:type="dxa" w:w="2556"/>
-          </w:tcPr>
-          <w:p>
-            <w:r>
-              <w:t>startPolicy.startMonitorBypassed</w:t>
-              <w:br/>
-              <w:t>startMonitorBypassed</w:t>
-            </w:r>
-          </w:p>
-        </w:tc>
-        <w:tc>
-          <w:tcPr>
-            <w:tcW w:type="dxa" w:w="2556"/>
-          </w:tcPr>
-          <w:p>
-            <w:r>
-              <w:t>boolean</w:t>
-            </w:r>
-          </w:p>
-        </w:tc>
-        <w:tc>
-          <w:tcPr>
-            <w:tcW w:type="dxa" w:w="2556"/>
-          </w:tcPr>
-          <w:p>
-            <w:r>
-              <w:t>Theo validator native</w:t>
-            </w:r>
-          </w:p>
-        </w:tc>
-        <w:tc>
-          <w:tcPr>
-            <w:tcW w:type="dxa" w:w="2556"/>
-          </w:tcPr>
-          <w:p>
-            <w:r>
-              <w:t>Có</w:t>
-            </w:r>
-          </w:p>
-        </w:tc>
-      </w:tr>
-      <w:tr>
-        <w:tc>
-          <w:tcPr>
-            <w:tcW w:type="dxa" w:w="2556"/>
-          </w:tcPr>
-          <w:p>
-            <w:r>
-              <w:t>successCriteria.requireIntegralMonitorNormal</w:t>
-              <w:br/>
-              <w:t>requireIntegralMonitorNormal</w:t>
-            </w:r>
-          </w:p>
-        </w:tc>
-        <w:tc>
-          <w:tcPr>
-            <w:tcW w:type="dxa" w:w="2556"/>
-          </w:tcPr>
-          <w:p>
-            <w:r>
-              <w:t>boolean</w:t>
-            </w:r>
-          </w:p>
-        </w:tc>
-        <w:tc>
-          <w:tcPr>
-            <w:tcW w:type="dxa" w:w="2556"/>
-          </w:tcPr>
-          <w:p>
-            <w:r>
-              <w:t>Theo validator native</w:t>
-            </w:r>
-          </w:p>
-        </w:tc>
-        <w:tc>
-          <w:tcPr>
-            <w:tcW w:type="dxa" w:w="2556"/>
-          </w:tcPr>
-          <w:p>
-            <w:r>
-              <w:t>Không</w:t>
-            </w:r>
-          </w:p>
-        </w:tc>
-      </w:tr>
-      <w:tr>
-        <w:tc>
-          <w:tcPr>
-            <w:tcW w:type="dxa" w:w="2556"/>
-          </w:tcPr>
-          <w:p>
-            <w:r>
-              <w:t>successCriteria.requireActiveTransmitter</w:t>
-              <w:br/>
-              <w:t>requireActiveTransmitter</w:t>
-            </w:r>
-          </w:p>
-        </w:tc>
-        <w:tc>
-          <w:tcPr>
-            <w:tcW w:type="dxa" w:w="2556"/>
-          </w:tcPr>
-          <w:p>
-            <w:r>
-              <w:t>boolean</w:t>
-            </w:r>
-          </w:p>
-        </w:tc>
-        <w:tc>
-          <w:tcPr>
-            <w:tcW w:type="dxa" w:w="2556"/>
-          </w:tcPr>
-          <w:p>
-            <w:r>
-              <w:t>Theo validator native</w:t>
-            </w:r>
-          </w:p>
-        </w:tc>
-        <w:tc>
-          <w:tcPr>
-            <w:tcW w:type="dxa" w:w="2556"/>
-          </w:tcPr>
-          <w:p>
-            <w:r>
-              <w:t>Không</w:t>
-            </w:r>
-          </w:p>
-        </w:tc>
-      </w:tr>
-      <w:tr>
-        <w:tc>
-          <w:tcPr>
-            <w:tcW w:type="dxa" w:w="2556"/>
-          </w:tcPr>
-          <w:p>
-            <w:r>
-              <w:t>successCriteria.requireNoSidebandVswrAlarm</w:t>
-              <w:br/>
-              <w:t>requireNoSidebandVswrAlarm</w:t>
-            </w:r>
-          </w:p>
-        </w:tc>
-        <w:tc>
-          <w:tcPr>
-            <w:tcW w:type="dxa" w:w="2556"/>
-          </w:tcPr>
-          <w:p>
-            <w:r>
-              <w:t>boolean</w:t>
-            </w:r>
-          </w:p>
-        </w:tc>
-        <w:tc>
-          <w:tcPr>
-            <w:tcW w:type="dxa" w:w="2556"/>
-          </w:tcPr>
-          <w:p>
-            <w:r>
-              <w:t>Theo validator native</w:t>
-            </w:r>
-          </w:p>
-        </w:tc>
-        <w:tc>
-          <w:tcPr>
-            <w:tcW w:type="dxa" w:w="2556"/>
-          </w:tcPr>
-          <w:p>
-            <w:r>
-              <w:t>Không</w:t>
-            </w:r>
-          </w:p>
-        </w:tc>
-      </w:tr>
-      <w:tr>
-        <w:tc>
-          <w:tcPr>
-            <w:tcW w:type="dxa" w:w="2556"/>
-          </w:tcPr>
-          <w:p>
-            <w:r>
-              <w:t>successCriteria.requireMonitorBypassCleared</w:t>
-              <w:br/>
-              <w:t>requireMonitorBypassCleared</w:t>
-            </w:r>
-          </w:p>
-        </w:tc>
-        <w:tc>
-          <w:tcPr>
-            <w:tcW w:type="dxa" w:w="2556"/>
-          </w:tcPr>
-          <w:p>
-            <w:r>
-              <w:t>boolean</w:t>
-            </w:r>
-          </w:p>
-        </w:tc>
-        <w:tc>
-          <w:tcPr>
-            <w:tcW w:type="dxa" w:w="2556"/>
-          </w:tcPr>
-          <w:p>
-            <w:r>
-              <w:t>Theo validator native</w:t>
-            </w:r>
-          </w:p>
-        </w:tc>
-        <w:tc>
-          <w:tcPr>
-            <w:tcW w:type="dxa" w:w="2556"/>
-          </w:tcPr>
-          <w:p>
-            <w:r>
-              <w:t>Không</w:t>
+              <w:rPr>
+                <w:b/>
+              </w:rPr>
+              <w:t>Giá trị tài liệu / Nguồn/trang</w:t>
+            </w:r>
+          </w:p>
+        </w:tc>
+      </w:tr>
+      <w:tr>
+        <w:tc>
+          <w:p>
+            <w:r>
+              <w:t>Station description</w:t>
+            </w:r>
+          </w:p>
+        </w:tc>
+        <w:tc>
+          <w:p>
+            <w:r>
+              <w:t>TST</w:t>
+            </w:r>
+          </w:p>
+        </w:tc>
+        <w:tc>
+          <w:p>
+            <w:r>
+              <w:t>Giá trị: ______; Nguồn/trang: ______</w:t>
+            </w:r>
+          </w:p>
+        </w:tc>
+      </w:tr>
+      <w:tr>
+        <w:tc>
+          <w:p>
+            <w:r>
+              <w:t>Transmitter frequency · Đơn vị: MHz · ≥ 108 · ≤ 118</w:t>
+            </w:r>
+          </w:p>
+        </w:tc>
+        <w:tc>
+          <w:p>
+            <w:r>
+              <w:t>117</w:t>
+            </w:r>
+          </w:p>
+        </w:tc>
+        <w:tc>
+          <w:p>
+            <w:r>
+              <w:t>Giá trị: ______; Nguồn/trang: ______</w:t>
+            </w:r>
+          </w:p>
+        </w:tc>
+      </w:tr>
+      <w:tr>
+        <w:tc>
+          <w:p>
+            <w:r>
+              <w:t>Station type · Chọn: DVOR</w:t>
+            </w:r>
+          </w:p>
+        </w:tc>
+        <w:tc>
+          <w:p>
+            <w:r>
+              <w:t>DVOR</w:t>
+            </w:r>
+          </w:p>
+        </w:tc>
+        <w:tc>
+          <w:p>
+            <w:r>
+              <w:t>Giá trị: ______; Nguồn/trang: ______</w:t>
+            </w:r>
+          </w:p>
+        </w:tc>
+      </w:tr>
+      <w:tr>
+        <w:tc>
+          <w:p>
+            <w:r>
+              <w:t>Transmitter configuration · Chọn: Dual Transmitters; Single Transmitter</w:t>
+            </w:r>
+          </w:p>
+        </w:tc>
+        <w:tc>
+          <w:p>
+            <w:r>
+              <w:t>Dual Transmitters</w:t>
+            </w:r>
+          </w:p>
+        </w:tc>
+        <w:tc>
+          <w:p>
+            <w:r>
+              <w:t>Giá trị: ______; Nguồn/trang: ______</w:t>
+            </w:r>
+          </w:p>
+        </w:tc>
+      </w:tr>
+      <w:tr>
+        <w:tc>
+          <w:p>
+            <w:r>
+              <w:t>Monitor configuration · Chọn: Dual Monitors; Single Monitor</w:t>
+            </w:r>
+          </w:p>
+        </w:tc>
+        <w:tc>
+          <w:p>
+            <w:r>
+              <w:t>Dual Monitors</w:t>
+            </w:r>
+          </w:p>
+        </w:tc>
+        <w:tc>
+          <w:p>
+            <w:r>
+              <w:t>Giá trị: ______; Nguồn/trang: ______</w:t>
             </w:r>
           </w:p>
         </w:tc>
       </w:tr>
     </w:tbl>
     <w:p>
+      <w:pPr>
+        <w:pStyle w:val="Heading2"/>
+      </w:pPr>
       <w:r>
-        <w:t>Kiểm tra tự động chỉ xác minh trong mô hình hiện có. Bài chẩn đoán phần cứng có thể hoàn thành kết luận dù cảnh báo chưa hết; replay terminal không chứng minh sensor ngoài thực tế phục hồi. Không tự xuất bản hoặc chấm điểm chính thức bằng tính năng này.</w:t>
+        <w:t>Transmitter 1</w:t>
+      </w:r>
+    </w:p>
+    <w:tbl>
+      <w:tblPr>
+        <w:tblStyle w:val="TableGrid"/>
+        <w:tblW w:type="auto" w:w="0"/>
+        <w:tblLayout w:type="fixed"/>
+        <w:tblLook w:firstColumn="1" w:firstRow="1" w:lastColumn="0" w:lastRow="0" w:noHBand="0" w:noVBand="1" w:val="04A0"/>
+      </w:tblPr>
+      <w:tblGrid>
+        <w:gridCol w:w="5472"/>
+        <w:gridCol w:w="1656"/>
+        <w:gridCol w:w="2736"/>
+      </w:tblGrid>
+      <w:tr>
+        <w:trPr>
+          <w:tblHeader/>
+        </w:trPr>
+        <w:tc>
+          <w:tcPr>
+            <w:tcW w:type="dxa" w:w="5472"/>
+          </w:tcPr>
+          <w:p>
+            <w:r>
+              <w:rPr>
+                <w:b/>
+              </w:rPr>
+              <w:t>Thông số / đơn vị / giới hạn</w:t>
+            </w:r>
+          </w:p>
+        </w:tc>
+        <w:tc>
+          <w:tcPr>
+            <w:tcW w:type="dxa" w:w="1656"/>
+          </w:tcPr>
+          <w:p>
+            <w:r>
+              <w:rPr>
+                <w:b/>
+              </w:rPr>
+              <w:t>Mặc định mô phỏng</w:t>
+            </w:r>
+          </w:p>
+        </w:tc>
+        <w:tc>
+          <w:tcPr>
+            <w:tcW w:type="dxa" w:w="2736"/>
+          </w:tcPr>
+          <w:p>
+            <w:r>
+              <w:rPr>
+                <w:b/>
+              </w:rPr>
+              <w:t>Giá trị tài liệu / Nguồn/trang</w:t>
+            </w:r>
+          </w:p>
+        </w:tc>
+      </w:tr>
+      <w:tr>
+        <w:tc>
+          <w:p>
+            <w:r>
+              <w:t>Frequency error · Đơn vị: ppm · ≥ -100 · ≤ 100</w:t>
+            </w:r>
+          </w:p>
+        </w:tc>
+        <w:tc>
+          <w:p>
+            <w:r>
+              <w:t>5</w:t>
+            </w:r>
+          </w:p>
+        </w:tc>
+        <w:tc>
+          <w:p>
+            <w:r>
+              <w:t>Giá trị: ______; Nguồn/trang: ______</w:t>
+            </w:r>
+          </w:p>
+        </w:tc>
+      </w:tr>
+      <w:tr>
+        <w:tc>
+          <w:p>
+            <w:r>
+              <w:t>Azimuth index · Đơn vị: ° · ≥ -360 · ≤ 360</w:t>
+            </w:r>
+          </w:p>
+        </w:tc>
+        <w:tc>
+          <w:p>
+            <w:r>
+              <w:t>5</w:t>
+            </w:r>
+          </w:p>
+        </w:tc>
+        <w:tc>
+          <w:p>
+            <w:r>
+              <w:t>Giá trị: ______; Nguồn/trang: ______</w:t>
+            </w:r>
+          </w:p>
+        </w:tc>
+      </w:tr>
+      <w:tr>
+        <w:tc>
+          <w:p>
+            <w:r>
+              <w:t>Output power · Đơn vị: W · ≥ 0 · ≤ 200</w:t>
+            </w:r>
+          </w:p>
+        </w:tc>
+        <w:tc>
+          <w:p>
+            <w:r>
+              <w:t>70</w:t>
+            </w:r>
+          </w:p>
+        </w:tc>
+        <w:tc>
+          <w:p>
+            <w:r>
+              <w:t>Giá trị: ______; Nguồn/trang: ______</w:t>
+            </w:r>
+          </w:p>
+        </w:tc>
+      </w:tr>
+      <w:tr>
+        <w:tc>
+          <w:p>
+            <w:r>
+              <w:t>Voice modulation · Đơn vị: % · ≥ 0 · ≤ 30</w:t>
+            </w:r>
+          </w:p>
+        </w:tc>
+        <w:tc>
+          <w:p>
+            <w:r>
+              <w:t>0</w:t>
+            </w:r>
+          </w:p>
+        </w:tc>
+        <w:tc>
+          <w:p>
+            <w:r>
+              <w:t>Giá trị: ______; Nguồn/trang: ______</w:t>
+            </w:r>
+          </w:p>
+        </w:tc>
+      </w:tr>
+      <w:tr>
+        <w:tc>
+          <w:p>
+            <w:r>
+              <w:t>Ident modulation · Đơn vị: % · ≥ 0 · ≤ 100</w:t>
+            </w:r>
+          </w:p>
+        </w:tc>
+        <w:tc>
+          <w:p>
+            <w:r>
+              <w:t>8</w:t>
+            </w:r>
+          </w:p>
+        </w:tc>
+        <w:tc>
+          <w:p>
+            <w:r>
+              <w:t>Giá trị: ______; Nguồn/trang: ______</w:t>
+            </w:r>
+          </w:p>
+        </w:tc>
+      </w:tr>
+      <w:tr>
+        <w:tc>
+          <w:p>
+            <w:r>
+              <w:t>Reference modulation · Đơn vị: % · ≥ 0 · ≤ 100</w:t>
+            </w:r>
+          </w:p>
+        </w:tc>
+        <w:tc>
+          <w:p>
+            <w:r>
+              <w:t>28</w:t>
+            </w:r>
+          </w:p>
+        </w:tc>
+        <w:tc>
+          <w:p>
+            <w:r>
+              <w:t>Giá trị: ______; Nguồn/trang: ______</w:t>
+            </w:r>
+          </w:p>
+        </w:tc>
+      </w:tr>
+      <w:tr>
+        <w:tc>
+          <w:p>
+            <w:r>
+              <w:t>SBO RF level · Đơn vị: % · ≥ 0 · ≤ 100</w:t>
+            </w:r>
+          </w:p>
+        </w:tc>
+        <w:tc>
+          <w:p>
+            <w:r>
+              <w:t>65</w:t>
+            </w:r>
+          </w:p>
+        </w:tc>
+        <w:tc>
+          <w:p>
+            <w:r>
+              <w:t>Giá trị: ______; Nguồn/trang: ______</w:t>
+            </w:r>
+          </w:p>
+        </w:tc>
+      </w:tr>
+      <w:tr>
+        <w:tc>
+          <w:p>
+            <w:r>
+              <w:t>Main ident code</w:t>
+            </w:r>
+          </w:p>
+        </w:tc>
+        <w:tc>
+          <w:p>
+            <w:r>
+              <w:t>TST</w:t>
+            </w:r>
+          </w:p>
+        </w:tc>
+        <w:tc>
+          <w:p>
+            <w:r>
+              <w:t>Giá trị: ______; Nguồn/trang: ______</w:t>
+            </w:r>
+          </w:p>
+        </w:tc>
+      </w:tr>
+      <w:tr>
+        <w:tc>
+          <w:p>
+            <w:r>
+              <w:t>Standby ident code · Chọn: Same as Main Ident; Different Ident</w:t>
+            </w:r>
+          </w:p>
+        </w:tc>
+        <w:tc>
+          <w:p>
+            <w:r>
+              <w:t>Same as Main Ident</w:t>
+            </w:r>
+          </w:p>
+        </w:tc>
+        <w:tc>
+          <w:p>
+            <w:r>
+              <w:t>Giá trị: ______; Nguồn/trang: ______</w:t>
+            </w:r>
+          </w:p>
+        </w:tc>
+      </w:tr>
+      <w:tr>
+        <w:tc>
+          <w:p>
+            <w:r>
+              <w:t>Keyer mode · Chọn: disabled; external</w:t>
+            </w:r>
+          </w:p>
+        </w:tc>
+        <w:tc>
+          <w:p>
+            <w:r>
+              <w:t>disabled</w:t>
+            </w:r>
+          </w:p>
+        </w:tc>
+        <w:tc>
+          <w:p>
+            <w:r>
+              <w:t>Giá trị: ______; Nguồn/trang: ______</w:t>
+            </w:r>
+          </w:p>
+        </w:tc>
+      </w:tr>
+      <w:tr>
+        <w:tc>
+          <w:p>
+            <w:r>
+              <w:t>Azimuth angle offset · Đơn vị: ° · ≥ -360 · ≤ 360</w:t>
+            </w:r>
+          </w:p>
+        </w:tc>
+        <w:tc>
+          <w:p>
+            <w:r>
+              <w:t>0</w:t>
+            </w:r>
+          </w:p>
+        </w:tc>
+        <w:tc>
+          <w:p>
+            <w:r>
+              <w:t>Giá trị: ______; Nguồn/trang: ______</w:t>
+            </w:r>
+          </w:p>
+        </w:tc>
+      </w:tr>
+      <w:tr>
+        <w:tc>
+          <w:p>
+            <w:r>
+              <w:t>Voice modulation scale · Đơn vị: % · ≥ 0 · ≤ 200</w:t>
+            </w:r>
+          </w:p>
+        </w:tc>
+        <w:tc>
+          <w:p>
+            <w:r>
+              <w:t>100</w:t>
+            </w:r>
+          </w:p>
+        </w:tc>
+        <w:tc>
+          <w:p>
+            <w:r>
+              <w:t>Giá trị: ______; Nguồn/trang: ______</w:t>
+            </w:r>
+          </w:p>
+        </w:tc>
+      </w:tr>
+      <w:tr>
+        <w:tc>
+          <w:p>
+            <w:r>
+              <w:t>Ident modulation scale · Đơn vị: % · ≥ 0 · ≤ 200</w:t>
+            </w:r>
+          </w:p>
+        </w:tc>
+        <w:tc>
+          <w:p>
+            <w:r>
+              <w:t>100</w:t>
+            </w:r>
+          </w:p>
+        </w:tc>
+        <w:tc>
+          <w:p>
+            <w:r>
+              <w:t>Giá trị: ______; Nguồn/trang: ______</w:t>
+            </w:r>
+          </w:p>
+        </w:tc>
+      </w:tr>
+      <w:tr>
+        <w:tc>
+          <w:p>
+            <w:r>
+              <w:t>Reference modulation scale · Đơn vị: % · ≥ 0 · ≤ 200</w:t>
+            </w:r>
+          </w:p>
+        </w:tc>
+        <w:tc>
+          <w:p>
+            <w:r>
+              <w:t>99</w:t>
+            </w:r>
+          </w:p>
+        </w:tc>
+        <w:tc>
+          <w:p>
+            <w:r>
+              <w:t>Giá trị: ______; Nguồn/trang: ______</w:t>
+            </w:r>
+          </w:p>
+        </w:tc>
+      </w:tr>
+      <w:tr>
+        <w:tc>
+          <w:p>
+            <w:r>
+              <w:t>Carrier PLL control · Đơn vị: % · ≥ -200 · ≤ 200</w:t>
+            </w:r>
+          </w:p>
+        </w:tc>
+        <w:tc>
+          <w:p>
+            <w:r>
+              <w:t>12.5</w:t>
+            </w:r>
+          </w:p>
+        </w:tc>
+        <w:tc>
+          <w:p>
+            <w:r>
+              <w:t>Giá trị: ______; Nguồn/trang: ______</w:t>
+            </w:r>
+          </w:p>
+        </w:tc>
+      </w:tr>
+      <w:tr>
+        <w:tc>
+          <w:p>
+            <w:r>
+              <w:t>Carrier sideband phase coarse · Đơn vị: ° · Chọn: 0; 90; 180; 270 · ≥ 0 · ≤ 270</w:t>
+            </w:r>
+          </w:p>
+        </w:tc>
+        <w:tc>
+          <w:p>
+            <w:r>
+              <w:t>180</w:t>
+            </w:r>
+          </w:p>
+        </w:tc>
+        <w:tc>
+          <w:p>
+            <w:r>
+              <w:t>Giá trị: ______; Nguồn/trang: ______</w:t>
+            </w:r>
+          </w:p>
+        </w:tc>
+      </w:tr>
+      <w:tr>
+        <w:tc>
+          <w:p>
+            <w:r>
+              <w:t>Carrier sideband phase fine · Đơn vị: ° · ≥ -45 · ≤ 45</w:t>
+            </w:r>
+          </w:p>
+        </w:tc>
+        <w:tc>
+          <w:p>
+            <w:r>
+              <w:t>33</w:t>
+            </w:r>
+          </w:p>
+        </w:tc>
+        <w:tc>
+          <w:p>
+            <w:r>
+              <w:t>Giá trị: ______; Nguồn/trang: ______</w:t>
+            </w:r>
+          </w:p>
+        </w:tc>
+      </w:tr>
+      <w:tr>
+        <w:tc>
+          <w:p>
+            <w:r>
+              <w:t>Sideband 1 phase offset · Đơn vị: ° · ≥ -360 · ≤ 360</w:t>
+            </w:r>
+          </w:p>
+        </w:tc>
+        <w:tc>
+          <w:p>
+            <w:r>
+              <w:t>-1</w:t>
+            </w:r>
+          </w:p>
+        </w:tc>
+        <w:tc>
+          <w:p>
+            <w:r>
+              <w:t>Giá trị: ______; Nguồn/trang: ______</w:t>
+            </w:r>
+          </w:p>
+        </w:tc>
+      </w:tr>
+      <w:tr>
+        <w:tc>
+          <w:p>
+            <w:r>
+              <w:t>Sideband 2 phase offset · Đơn vị: ° · ≥ -360 · ≤ 360</w:t>
+            </w:r>
+          </w:p>
+        </w:tc>
+        <w:tc>
+          <w:p>
+            <w:r>
+              <w:t>1</w:t>
+            </w:r>
+          </w:p>
+        </w:tc>
+        <w:tc>
+          <w:p>
+            <w:r>
+              <w:t>Giá trị: ______; Nguồn/trang: ______</w:t>
+            </w:r>
+          </w:p>
+        </w:tc>
+      </w:tr>
+      <w:tr>
+        <w:tc>
+          <w:p>
+            <w:r>
+              <w:t>Sideband 3 phase offset · Đơn vị: ° · ≥ -360 · ≤ 360</w:t>
+            </w:r>
+          </w:p>
+        </w:tc>
+        <w:tc>
+          <w:p>
+            <w:r>
+              <w:t>0</w:t>
+            </w:r>
+          </w:p>
+        </w:tc>
+        <w:tc>
+          <w:p>
+            <w:r>
+              <w:t>Giá trị: ______; Nguồn/trang: ______</w:t>
+            </w:r>
+          </w:p>
+        </w:tc>
+      </w:tr>
+      <w:tr>
+        <w:tc>
+          <w:p>
+            <w:r>
+              <w:t>Sideband 4 phase offset · Đơn vị: ° · ≥ -360 · ≤ 360</w:t>
+            </w:r>
+          </w:p>
+        </w:tc>
+        <w:tc>
+          <w:p>
+            <w:r>
+              <w:t>0</w:t>
+            </w:r>
+          </w:p>
+        </w:tc>
+        <w:tc>
+          <w:p>
+            <w:r>
+              <w:t>Giá trị: ______; Nguồn/trang: ______</w:t>
+            </w:r>
+          </w:p>
+        </w:tc>
+      </w:tr>
+      <w:tr>
+        <w:tc>
+          <w:p>
+            <w:r>
+              <w:t>Tx sideband RF scale · Đơn vị: % · ≥ 0 · ≤ 200</w:t>
+            </w:r>
+          </w:p>
+        </w:tc>
+        <w:tc>
+          <w:p>
+            <w:r>
+              <w:t>95.5</w:t>
+            </w:r>
+          </w:p>
+        </w:tc>
+        <w:tc>
+          <w:p>
+            <w:r>
+              <w:t>Giá trị: ______; Nguồn/trang: ______</w:t>
+            </w:r>
+          </w:p>
+        </w:tc>
+      </w:tr>
+      <w:tr>
+        <w:tc>
+          <w:p>
+            <w:r>
+              <w:t>Sideband 1 VSWR offset · Đơn vị: :1 · ≥ -10 · ≤ 10</w:t>
+            </w:r>
+          </w:p>
+        </w:tc>
+        <w:tc>
+          <w:p>
+            <w:r>
+              <w:t>-0.72</w:t>
+            </w:r>
+          </w:p>
+        </w:tc>
+        <w:tc>
+          <w:p>
+            <w:r>
+              <w:t>Giá trị: ______; Nguồn/trang: ______</w:t>
+            </w:r>
+          </w:p>
+        </w:tc>
+      </w:tr>
+      <w:tr>
+        <w:tc>
+          <w:p>
+            <w:r>
+              <w:t>Sideband 2 VSWR offset · Đơn vị: :1 · ≥ -10 · ≤ 10</w:t>
+            </w:r>
+          </w:p>
+        </w:tc>
+        <w:tc>
+          <w:p>
+            <w:r>
+              <w:t>-0.66</w:t>
+            </w:r>
+          </w:p>
+        </w:tc>
+        <w:tc>
+          <w:p>
+            <w:r>
+              <w:t>Giá trị: ______; Nguồn/trang: ______</w:t>
+            </w:r>
+          </w:p>
+        </w:tc>
+      </w:tr>
+      <w:tr>
+        <w:tc>
+          <w:p>
+            <w:r>
+              <w:t>Sideband 3 VSWR offset · Đơn vị: :1 · ≥ -10 · ≤ 10</w:t>
+            </w:r>
+          </w:p>
+        </w:tc>
+        <w:tc>
+          <w:p>
+            <w:r>
+              <w:t>-0.66</w:t>
+            </w:r>
+          </w:p>
+        </w:tc>
+        <w:tc>
+          <w:p>
+            <w:r>
+              <w:t>Giá trị: ______; Nguồn/trang: ______</w:t>
+            </w:r>
+          </w:p>
+        </w:tc>
+      </w:tr>
+      <w:tr>
+        <w:tc>
+          <w:p>
+            <w:r>
+              <w:t>Sideband 4 VSWR offset · Đơn vị: :1 · ≥ -10 · ≤ 10</w:t>
+            </w:r>
+          </w:p>
+        </w:tc>
+        <w:tc>
+          <w:p>
+            <w:r>
+              <w:t>-0.72</w:t>
+            </w:r>
+          </w:p>
+        </w:tc>
+        <w:tc>
+          <w:p>
+            <w:r>
+              <w:t>Giá trị: ______; Nguồn/trang: ______</w:t>
+            </w:r>
+          </w:p>
+        </w:tc>
+      </w:tr>
+      <w:tr>
+        <w:tc>
+          <w:p>
+            <w:r>
+              <w:t>Carrier VSWR · Đơn vị: :1 · ≥ 1 · ≤ 10</w:t>
+            </w:r>
+          </w:p>
+        </w:tc>
+        <w:tc>
+          <w:p>
+            <w:r>
+              <w:t>1.01</w:t>
+            </w:r>
+          </w:p>
+        </w:tc>
+        <w:tc>
+          <w:p>
+            <w:r>
+              <w:t>Giá trị: ______; Nguồn/trang: ______</w:t>
+            </w:r>
+          </w:p>
+        </w:tc>
+      </w:tr>
+      <w:tr>
+        <w:tc>
+          <w:p>
+            <w:r>
+              <w:t>Sideband 1 VSWR · Đơn vị: :1 · ≥ 1 · ≤ 10</w:t>
+            </w:r>
+          </w:p>
+        </w:tc>
+        <w:tc>
+          <w:p>
+            <w:r>
+              <w:t>1.83</w:t>
+            </w:r>
+          </w:p>
+        </w:tc>
+        <w:tc>
+          <w:p>
+            <w:r>
+              <w:t>Giá trị: ______; Nguồn/trang: ______</w:t>
+            </w:r>
+          </w:p>
+        </w:tc>
+      </w:tr>
+      <w:tr>
+        <w:tc>
+          <w:p>
+            <w:r>
+              <w:t>Sideband 2 VSWR · Đơn vị: :1 · ≥ 1 · ≤ 10</w:t>
+            </w:r>
+          </w:p>
+        </w:tc>
+        <w:tc>
+          <w:p>
+            <w:r>
+              <w:t>1.83</w:t>
+            </w:r>
+          </w:p>
+        </w:tc>
+        <w:tc>
+          <w:p>
+            <w:r>
+              <w:t>Giá trị: ______; Nguồn/trang: ______</w:t>
+            </w:r>
+          </w:p>
+        </w:tc>
+      </w:tr>
+      <w:tr>
+        <w:tc>
+          <w:p>
+            <w:r>
+              <w:t>Sideband 3 VSWR · Đơn vị: :1 · ≥ 1 · ≤ 10</w:t>
+            </w:r>
+          </w:p>
+        </w:tc>
+        <w:tc>
+          <w:p>
+            <w:r>
+              <w:t>1.74</w:t>
+            </w:r>
+          </w:p>
+        </w:tc>
+        <w:tc>
+          <w:p>
+            <w:r>
+              <w:t>Giá trị: ______; Nguồn/trang: ______</w:t>
+            </w:r>
+          </w:p>
+        </w:tc>
+      </w:tr>
+      <w:tr>
+        <w:tc>
+          <w:p>
+            <w:r>
+              <w:t>Sideband 4 VSWR · Đơn vị: :1 · ≥ 1 · ≤ 10</w:t>
+            </w:r>
+          </w:p>
+        </w:tc>
+        <w:tc>
+          <w:p>
+            <w:r>
+              <w:t>1.83</w:t>
+            </w:r>
+          </w:p>
+        </w:tc>
+        <w:tc>
+          <w:p>
+            <w:r>
+              <w:t>Giá trị: ______; Nguồn/trang: ______</w:t>
+            </w:r>
+          </w:p>
+        </w:tc>
+      </w:tr>
+    </w:tbl>
+    <w:p>
+      <w:pPr>
+        <w:pStyle w:val="Heading2"/>
+      </w:pPr>
+      <w:r>
+        <w:t>Transmitter 2</w:t>
+      </w:r>
+    </w:p>
+    <w:tbl>
+      <w:tblPr>
+        <w:tblStyle w:val="TableGrid"/>
+        <w:tblW w:type="auto" w:w="0"/>
+        <w:tblLayout w:type="fixed"/>
+        <w:tblLook w:firstColumn="1" w:firstRow="1" w:lastColumn="0" w:lastRow="0" w:noHBand="0" w:noVBand="1" w:val="04A0"/>
+      </w:tblPr>
+      <w:tblGrid>
+        <w:gridCol w:w="5472"/>
+        <w:gridCol w:w="1656"/>
+        <w:gridCol w:w="2736"/>
+      </w:tblGrid>
+      <w:tr>
+        <w:trPr>
+          <w:tblHeader/>
+        </w:trPr>
+        <w:tc>
+          <w:tcPr>
+            <w:tcW w:type="dxa" w:w="5472"/>
+          </w:tcPr>
+          <w:p>
+            <w:r>
+              <w:rPr>
+                <w:b/>
+              </w:rPr>
+              <w:t>Thông số / đơn vị / giới hạn</w:t>
+            </w:r>
+          </w:p>
+        </w:tc>
+        <w:tc>
+          <w:tcPr>
+            <w:tcW w:type="dxa" w:w="1656"/>
+          </w:tcPr>
+          <w:p>
+            <w:r>
+              <w:rPr>
+                <w:b/>
+              </w:rPr>
+              <w:t>Mặc định mô phỏng</w:t>
+            </w:r>
+          </w:p>
+        </w:tc>
+        <w:tc>
+          <w:tcPr>
+            <w:tcW w:type="dxa" w:w="2736"/>
+          </w:tcPr>
+          <w:p>
+            <w:r>
+              <w:rPr>
+                <w:b/>
+              </w:rPr>
+              <w:t>Giá trị tài liệu / Nguồn/trang</w:t>
+            </w:r>
+          </w:p>
+        </w:tc>
+      </w:tr>
+      <w:tr>
+        <w:tc>
+          <w:p>
+            <w:r>
+              <w:t>Frequency error · Đơn vị: ppm · ≥ -100 · ≤ 100</w:t>
+            </w:r>
+          </w:p>
+        </w:tc>
+        <w:tc>
+          <w:p>
+            <w:r>
+              <w:t>0</w:t>
+            </w:r>
+          </w:p>
+        </w:tc>
+        <w:tc>
+          <w:p>
+            <w:r>
+              <w:t>Giá trị: ______; Nguồn/trang: ______</w:t>
+            </w:r>
+          </w:p>
+        </w:tc>
+      </w:tr>
+      <w:tr>
+        <w:tc>
+          <w:p>
+            <w:r>
+              <w:t>Azimuth index · Đơn vị: ° · ≥ -360 · ≤ 360</w:t>
+            </w:r>
+          </w:p>
+        </w:tc>
+        <w:tc>
+          <w:p>
+            <w:r>
+              <w:t>5</w:t>
+            </w:r>
+          </w:p>
+        </w:tc>
+        <w:tc>
+          <w:p>
+            <w:r>
+              <w:t>Giá trị: ______; Nguồn/trang: ______</w:t>
+            </w:r>
+          </w:p>
+        </w:tc>
+      </w:tr>
+      <w:tr>
+        <w:tc>
+          <w:p>
+            <w:r>
+              <w:t>Output power · Đơn vị: W · ≥ 0 · ≤ 200</w:t>
+            </w:r>
+          </w:p>
+        </w:tc>
+        <w:tc>
+          <w:p>
+            <w:r>
+              <w:t>70</w:t>
+            </w:r>
+          </w:p>
+        </w:tc>
+        <w:tc>
+          <w:p>
+            <w:r>
+              <w:t>Giá trị: ______; Nguồn/trang: ______</w:t>
+            </w:r>
+          </w:p>
+        </w:tc>
+      </w:tr>
+      <w:tr>
+        <w:tc>
+          <w:p>
+            <w:r>
+              <w:t>Voice modulation · Đơn vị: % · ≥ 0 · ≤ 30</w:t>
+            </w:r>
+          </w:p>
+        </w:tc>
+        <w:tc>
+          <w:p>
+            <w:r>
+              <w:t>0</w:t>
+            </w:r>
+          </w:p>
+        </w:tc>
+        <w:tc>
+          <w:p>
+            <w:r>
+              <w:t>Giá trị: ______; Nguồn/trang: ______</w:t>
+            </w:r>
+          </w:p>
+        </w:tc>
+      </w:tr>
+      <w:tr>
+        <w:tc>
+          <w:p>
+            <w:r>
+              <w:t>Ident modulation · Đơn vị: % · ≥ 0 · ≤ 100</w:t>
+            </w:r>
+          </w:p>
+        </w:tc>
+        <w:tc>
+          <w:p>
+            <w:r>
+              <w:t>8</w:t>
+            </w:r>
+          </w:p>
+        </w:tc>
+        <w:tc>
+          <w:p>
+            <w:r>
+              <w:t>Giá trị: ______; Nguồn/trang: ______</w:t>
+            </w:r>
+          </w:p>
+        </w:tc>
+      </w:tr>
+      <w:tr>
+        <w:tc>
+          <w:p>
+            <w:r>
+              <w:t>Reference modulation · Đơn vị: % · ≥ 0 · ≤ 100</w:t>
+            </w:r>
+          </w:p>
+        </w:tc>
+        <w:tc>
+          <w:p>
+            <w:r>
+              <w:t>28</w:t>
+            </w:r>
+          </w:p>
+        </w:tc>
+        <w:tc>
+          <w:p>
+            <w:r>
+              <w:t>Giá trị: ______; Nguồn/trang: ______</w:t>
+            </w:r>
+          </w:p>
+        </w:tc>
+      </w:tr>
+      <w:tr>
+        <w:tc>
+          <w:p>
+            <w:r>
+              <w:t>SBO RF level · Đơn vị: % · ≥ 0 · ≤ 100</w:t>
+            </w:r>
+          </w:p>
+        </w:tc>
+        <w:tc>
+          <w:p>
+            <w:r>
+              <w:t>65</w:t>
+            </w:r>
+          </w:p>
+        </w:tc>
+        <w:tc>
+          <w:p>
+            <w:r>
+              <w:t>Giá trị: ______; Nguồn/trang: ______</w:t>
+            </w:r>
+          </w:p>
+        </w:tc>
+      </w:tr>
+      <w:tr>
+        <w:tc>
+          <w:p>
+            <w:r>
+              <w:t>Main ident code</w:t>
+            </w:r>
+          </w:p>
+        </w:tc>
+        <w:tc>
+          <w:p>
+            <w:r>
+              <w:t>TST</w:t>
+            </w:r>
+          </w:p>
+        </w:tc>
+        <w:tc>
+          <w:p>
+            <w:r>
+              <w:t>Giá trị: ______; Nguồn/trang: ______</w:t>
+            </w:r>
+          </w:p>
+        </w:tc>
+      </w:tr>
+      <w:tr>
+        <w:tc>
+          <w:p>
+            <w:r>
+              <w:t>Standby ident code · Chọn: Same as Main Ident; Different Ident</w:t>
+            </w:r>
+          </w:p>
+        </w:tc>
+        <w:tc>
+          <w:p>
+            <w:r>
+              <w:t>Same as Main Ident</w:t>
+            </w:r>
+          </w:p>
+        </w:tc>
+        <w:tc>
+          <w:p>
+            <w:r>
+              <w:t>Giá trị: ______; Nguồn/trang: ______</w:t>
+            </w:r>
+          </w:p>
+        </w:tc>
+      </w:tr>
+      <w:tr>
+        <w:tc>
+          <w:p>
+            <w:r>
+              <w:t>Keyer mode · Chọn: disabled; external</w:t>
+            </w:r>
+          </w:p>
+        </w:tc>
+        <w:tc>
+          <w:p>
+            <w:r>
+              <w:t>disabled</w:t>
+            </w:r>
+          </w:p>
+        </w:tc>
+        <w:tc>
+          <w:p>
+            <w:r>
+              <w:t>Giá trị: ______; Nguồn/trang: ______</w:t>
+            </w:r>
+          </w:p>
+        </w:tc>
+      </w:tr>
+      <w:tr>
+        <w:tc>
+          <w:p>
+            <w:r>
+              <w:t>Azimuth angle offset · Đơn vị: ° · ≥ -360 · ≤ 360</w:t>
+            </w:r>
+          </w:p>
+        </w:tc>
+        <w:tc>
+          <w:p>
+            <w:r>
+              <w:t>0</w:t>
+            </w:r>
+          </w:p>
+        </w:tc>
+        <w:tc>
+          <w:p>
+            <w:r>
+              <w:t>Giá trị: ______; Nguồn/trang: ______</w:t>
+            </w:r>
+          </w:p>
+        </w:tc>
+      </w:tr>
+      <w:tr>
+        <w:tc>
+          <w:p>
+            <w:r>
+              <w:t>Voice modulation scale · Đơn vị: % · ≥ 0 · ≤ 200</w:t>
+            </w:r>
+          </w:p>
+        </w:tc>
+        <w:tc>
+          <w:p>
+            <w:r>
+              <w:t>100</w:t>
+            </w:r>
+          </w:p>
+        </w:tc>
+        <w:tc>
+          <w:p>
+            <w:r>
+              <w:t>Giá trị: ______; Nguồn/trang: ______</w:t>
+            </w:r>
+          </w:p>
+        </w:tc>
+      </w:tr>
+      <w:tr>
+        <w:tc>
+          <w:p>
+            <w:r>
+              <w:t>Ident modulation scale · Đơn vị: % · ≥ 0 · ≤ 200</w:t>
+            </w:r>
+          </w:p>
+        </w:tc>
+        <w:tc>
+          <w:p>
+            <w:r>
+              <w:t>100</w:t>
+            </w:r>
+          </w:p>
+        </w:tc>
+        <w:tc>
+          <w:p>
+            <w:r>
+              <w:t>Giá trị: ______; Nguồn/trang: ______</w:t>
+            </w:r>
+          </w:p>
+        </w:tc>
+      </w:tr>
+      <w:tr>
+        <w:tc>
+          <w:p>
+            <w:r>
+              <w:t>Reference modulation scale · Đơn vị: % · ≥ 0 · ≤ 200</w:t>
+            </w:r>
+          </w:p>
+        </w:tc>
+        <w:tc>
+          <w:p>
+            <w:r>
+              <w:t>99</w:t>
+            </w:r>
+          </w:p>
+        </w:tc>
+        <w:tc>
+          <w:p>
+            <w:r>
+              <w:t>Giá trị: ______; Nguồn/trang: ______</w:t>
+            </w:r>
+          </w:p>
+        </w:tc>
+      </w:tr>
+      <w:tr>
+        <w:tc>
+          <w:p>
+            <w:r>
+              <w:t>Carrier PLL control · Đơn vị: % · ≥ -200 · ≤ 200</w:t>
+            </w:r>
+          </w:p>
+        </w:tc>
+        <w:tc>
+          <w:p>
+            <w:r>
+              <w:t>11.5</w:t>
+            </w:r>
+          </w:p>
+        </w:tc>
+        <w:tc>
+          <w:p>
+            <w:r>
+              <w:t>Giá trị: ______; Nguồn/trang: ______</w:t>
+            </w:r>
+          </w:p>
+        </w:tc>
+      </w:tr>
+      <w:tr>
+        <w:tc>
+          <w:p>
+            <w:r>
+              <w:t>Carrier sideband phase coarse · Đơn vị: ° · Chọn: 0; 90; 180; 270 · ≥ 0 · ≤ 270</w:t>
+            </w:r>
+          </w:p>
+        </w:tc>
+        <w:tc>
+          <w:p>
+            <w:r>
+              <w:t>90</w:t>
+            </w:r>
+          </w:p>
+        </w:tc>
+        <w:tc>
+          <w:p>
+            <w:r>
+              <w:t>Giá trị: ______; Nguồn/trang: ______</w:t>
+            </w:r>
+          </w:p>
+        </w:tc>
+      </w:tr>
+      <w:tr>
+        <w:tc>
+          <w:p>
+            <w:r>
+              <w:t>Carrier sideband phase fine · Đơn vị: ° · ≥ -45 · ≤ 45</w:t>
+            </w:r>
+          </w:p>
+        </w:tc>
+        <w:tc>
+          <w:p>
+            <w:r>
+              <w:t>-16</w:t>
+            </w:r>
+          </w:p>
+        </w:tc>
+        <w:tc>
+          <w:p>
+            <w:r>
+              <w:t>Giá trị: ______; Nguồn/trang: ______</w:t>
+            </w:r>
+          </w:p>
+        </w:tc>
+      </w:tr>
+      <w:tr>
+        <w:tc>
+          <w:p>
+            <w:r>
+              <w:t>Sideband 1 phase offset · Đơn vị: ° · ≥ -360 · ≤ 360</w:t>
+            </w:r>
+          </w:p>
+        </w:tc>
+        <w:tc>
+          <w:p>
+            <w:r>
+              <w:t>0</w:t>
+            </w:r>
+          </w:p>
+        </w:tc>
+        <w:tc>
+          <w:p>
+            <w:r>
+              <w:t>Giá trị: ______; Nguồn/trang: ______</w:t>
+            </w:r>
+          </w:p>
+        </w:tc>
+      </w:tr>
+      <w:tr>
+        <w:tc>
+          <w:p>
+            <w:r>
+              <w:t>Sideband 2 phase offset · Đơn vị: ° · ≥ -360 · ≤ 360</w:t>
+            </w:r>
+          </w:p>
+        </w:tc>
+        <w:tc>
+          <w:p>
+            <w:r>
+              <w:t>0</w:t>
+            </w:r>
+          </w:p>
+        </w:tc>
+        <w:tc>
+          <w:p>
+            <w:r>
+              <w:t>Giá trị: ______; Nguồn/trang: ______</w:t>
+            </w:r>
+          </w:p>
+        </w:tc>
+      </w:tr>
+      <w:tr>
+        <w:tc>
+          <w:p>
+            <w:r>
+              <w:t>Sideband 3 phase offset · Đơn vị: ° · ≥ -360 · ≤ 360</w:t>
+            </w:r>
+          </w:p>
+        </w:tc>
+        <w:tc>
+          <w:p>
+            <w:r>
+              <w:t>2</w:t>
+            </w:r>
+          </w:p>
+        </w:tc>
+        <w:tc>
+          <w:p>
+            <w:r>
+              <w:t>Giá trị: ______; Nguồn/trang: ______</w:t>
+            </w:r>
+          </w:p>
+        </w:tc>
+      </w:tr>
+      <w:tr>
+        <w:tc>
+          <w:p>
+            <w:r>
+              <w:t>Sideband 4 phase offset · Đơn vị: ° · ≥ -360 · ≤ 360</w:t>
+            </w:r>
+          </w:p>
+        </w:tc>
+        <w:tc>
+          <w:p>
+            <w:r>
+              <w:t>-2</w:t>
+            </w:r>
+          </w:p>
+        </w:tc>
+        <w:tc>
+          <w:p>
+            <w:r>
+              <w:t>Giá trị: ______; Nguồn/trang: ______</w:t>
+            </w:r>
+          </w:p>
+        </w:tc>
+      </w:tr>
+      <w:tr>
+        <w:tc>
+          <w:p>
+            <w:r>
+              <w:t>Tx sideband RF scale · Đơn vị: % · ≥ 0 · ≤ 200</w:t>
+            </w:r>
+          </w:p>
+        </w:tc>
+        <w:tc>
+          <w:p>
+            <w:r>
+              <w:t>95</w:t>
+            </w:r>
+          </w:p>
+        </w:tc>
+        <w:tc>
+          <w:p>
+            <w:r>
+              <w:t>Giá trị: ______; Nguồn/trang: ______</w:t>
+            </w:r>
+          </w:p>
+        </w:tc>
+      </w:tr>
+      <w:tr>
+        <w:tc>
+          <w:p>
+            <w:r>
+              <w:t>Sideband 1 VSWR offset · Đơn vị: :1 · ≥ -10 · ≤ 10</w:t>
+            </w:r>
+          </w:p>
+        </w:tc>
+        <w:tc>
+          <w:p>
+            <w:r>
+              <w:t>-0.65</w:t>
+            </w:r>
+          </w:p>
+        </w:tc>
+        <w:tc>
+          <w:p>
+            <w:r>
+              <w:t>Giá trị: ______; Nguồn/trang: ______</w:t>
+            </w:r>
+          </w:p>
+        </w:tc>
+      </w:tr>
+      <w:tr>
+        <w:tc>
+          <w:p>
+            <w:r>
+              <w:t>Sideband 2 VSWR offset · Đơn vị: :1 · ≥ -10 · ≤ 10</w:t>
+            </w:r>
+          </w:p>
+        </w:tc>
+        <w:tc>
+          <w:p>
+            <w:r>
+              <w:t>-0.8</w:t>
+            </w:r>
+          </w:p>
+        </w:tc>
+        <w:tc>
+          <w:p>
+            <w:r>
+              <w:t>Giá trị: ______; Nguồn/trang: ______</w:t>
+            </w:r>
+          </w:p>
+        </w:tc>
+      </w:tr>
+      <w:tr>
+        <w:tc>
+          <w:p>
+            <w:r>
+              <w:t>Sideband 3 VSWR offset · Đơn vị: :1 · ≥ -10 · ≤ 10</w:t>
+            </w:r>
+          </w:p>
+        </w:tc>
+        <w:tc>
+          <w:p>
+            <w:r>
+              <w:t>-0.75</w:t>
+            </w:r>
+          </w:p>
+        </w:tc>
+        <w:tc>
+          <w:p>
+            <w:r>
+              <w:t>Giá trị: ______; Nguồn/trang: ______</w:t>
+            </w:r>
+          </w:p>
+        </w:tc>
+      </w:tr>
+      <w:tr>
+        <w:tc>
+          <w:p>
+            <w:r>
+              <w:t>Sideband 4 VSWR offset · Đơn vị: :1 · ≥ -10 · ≤ 10</w:t>
+            </w:r>
+          </w:p>
+        </w:tc>
+        <w:tc>
+          <w:p>
+            <w:r>
+              <w:t>-0.69</w:t>
+            </w:r>
+          </w:p>
+        </w:tc>
+        <w:tc>
+          <w:p>
+            <w:r>
+              <w:t>Giá trị: ______; Nguồn/trang: ______</w:t>
+            </w:r>
+          </w:p>
+        </w:tc>
+      </w:tr>
+      <w:tr>
+        <w:tc>
+          <w:p>
+            <w:r>
+              <w:t>Carrier VSWR · Đơn vị: :1 · ≥ 1 · ≤ 10</w:t>
+            </w:r>
+          </w:p>
+        </w:tc>
+        <w:tc>
+          <w:p>
+            <w:r>
+              <w:t>1.02</w:t>
+            </w:r>
+          </w:p>
+        </w:tc>
+        <w:tc>
+          <w:p>
+            <w:r>
+              <w:t>Giá trị: ______; Nguồn/trang: ______</w:t>
+            </w:r>
+          </w:p>
+        </w:tc>
+      </w:tr>
+      <w:tr>
+        <w:tc>
+          <w:p>
+            <w:r>
+              <w:t>Sideband 1 VSWR · Đơn vị: :1 · ≥ 1 · ≤ 10</w:t>
+            </w:r>
+          </w:p>
+        </w:tc>
+        <w:tc>
+          <w:p>
+            <w:r>
+              <w:t>1.85</w:t>
+            </w:r>
+          </w:p>
+        </w:tc>
+        <w:tc>
+          <w:p>
+            <w:r>
+              <w:t>Giá trị: ______; Nguồn/trang: ______</w:t>
+            </w:r>
+          </w:p>
+        </w:tc>
+      </w:tr>
+      <w:tr>
+        <w:tc>
+          <w:p>
+            <w:r>
+              <w:t>Sideband 2 VSWR · Đơn vị: :1 · ≥ 1 · ≤ 10</w:t>
+            </w:r>
+          </w:p>
+        </w:tc>
+        <w:tc>
+          <w:p>
+            <w:r>
+              <w:t>1.9</w:t>
+            </w:r>
+          </w:p>
+        </w:tc>
+        <w:tc>
+          <w:p>
+            <w:r>
+              <w:t>Giá trị: ______; Nguồn/trang: ______</w:t>
+            </w:r>
+          </w:p>
+        </w:tc>
+      </w:tr>
+      <w:tr>
+        <w:tc>
+          <w:p>
+            <w:r>
+              <w:t>Sideband 3 VSWR · Đơn vị: :1 · ≥ 1 · ≤ 10</w:t>
+            </w:r>
+          </w:p>
+        </w:tc>
+        <w:tc>
+          <w:p>
+            <w:r>
+              <w:t>1.9</w:t>
+            </w:r>
+          </w:p>
+        </w:tc>
+        <w:tc>
+          <w:p>
+            <w:r>
+              <w:t>Giá trị: ______; Nguồn/trang: ______</w:t>
+            </w:r>
+          </w:p>
+        </w:tc>
+      </w:tr>
+      <w:tr>
+        <w:tc>
+          <w:p>
+            <w:r>
+              <w:t>Sideband 4 VSWR · Đơn vị: :1 · ≥ 1 · ≤ 10</w:t>
+            </w:r>
+          </w:p>
+        </w:tc>
+        <w:tc>
+          <w:p>
+            <w:r>
+              <w:t>1.86</w:t>
+            </w:r>
+          </w:p>
+        </w:tc>
+        <w:tc>
+          <w:p>
+            <w:r>
+              <w:t>Giá trị: ______; Nguồn/trang: ______</w:t>
+            </w:r>
+          </w:p>
+        </w:tc>
+      </w:tr>
+    </w:tbl>
+    <w:p>
+      <w:pPr>
+        <w:pStyle w:val="Heading2"/>
+      </w:pPr>
+      <w:r>
+        <w:t>Monitor limits</w:t>
+      </w:r>
+    </w:p>
+    <w:tbl>
+      <w:tblPr>
+        <w:tblStyle w:val="TableGrid"/>
+        <w:tblW w:type="auto" w:w="0"/>
+        <w:tblLayout w:type="fixed"/>
+        <w:tblLook w:firstColumn="1" w:firstRow="1" w:lastColumn="0" w:lastRow="0" w:noHBand="0" w:noVBand="1" w:val="04A0"/>
+      </w:tblPr>
+      <w:tblGrid>
+        <w:gridCol w:w="5472"/>
+        <w:gridCol w:w="1656"/>
+        <w:gridCol w:w="2736"/>
+      </w:tblGrid>
+      <w:tr>
+        <w:trPr>
+          <w:tblHeader/>
+        </w:trPr>
+        <w:tc>
+          <w:tcPr>
+            <w:tcW w:type="dxa" w:w="5472"/>
+          </w:tcPr>
+          <w:p>
+            <w:r>
+              <w:rPr>
+                <w:b/>
+              </w:rPr>
+              <w:t>Thông số / đơn vị / giới hạn</w:t>
+            </w:r>
+          </w:p>
+        </w:tc>
+        <w:tc>
+          <w:tcPr>
+            <w:tcW w:type="dxa" w:w="1656"/>
+          </w:tcPr>
+          <w:p>
+            <w:r>
+              <w:rPr>
+                <w:b/>
+              </w:rPr>
+              <w:t>Mặc định mô phỏng</w:t>
+            </w:r>
+          </w:p>
+        </w:tc>
+        <w:tc>
+          <w:tcPr>
+            <w:tcW w:type="dxa" w:w="2736"/>
+          </w:tcPr>
+          <w:p>
+            <w:r>
+              <w:rPr>
+                <w:b/>
+              </w:rPr>
+              <w:t>Giá trị tài liệu / Nguồn/trang</w:t>
+            </w:r>
+          </w:p>
+        </w:tc>
+      </w:tr>
+      <w:tr>
+        <w:tc>
+          <w:p>
+            <w:r>
+              <w:t>30 Hz modulation alarmLow · Đơn vị: % · Chưa công bố khoảng số trong biểu mẫu</w:t>
+            </w:r>
+          </w:p>
+        </w:tc>
+        <w:tc>
+          <w:p>
+            <w:r>
+              <w:t>23</w:t>
+            </w:r>
+          </w:p>
+        </w:tc>
+        <w:tc>
+          <w:p>
+            <w:r>
+              <w:t>Giá trị: ______; Nguồn/trang: ______</w:t>
+            </w:r>
+          </w:p>
+        </w:tc>
+      </w:tr>
+      <w:tr>
+        <w:tc>
+          <w:p>
+            <w:r>
+              <w:t>30 Hz modulation preAlarmLow · Đơn vị: % · Chưa công bố khoảng số trong biểu mẫu</w:t>
+            </w:r>
+          </w:p>
+        </w:tc>
+        <w:tc>
+          <w:p>
+            <w:r>
+              <w:t>28.5</w:t>
+            </w:r>
+          </w:p>
+        </w:tc>
+        <w:tc>
+          <w:p>
+            <w:r>
+              <w:t>Giá trị: ______; Nguồn/trang: ______</w:t>
+            </w:r>
+          </w:p>
+        </w:tc>
+      </w:tr>
+      <w:tr>
+        <w:tc>
+          <w:p>
+            <w:r>
+              <w:t>30 Hz modulation nominal · Đơn vị: % · Chưa công bố khoảng số trong biểu mẫu</w:t>
+            </w:r>
+          </w:p>
+        </w:tc>
+        <w:tc>
+          <w:p>
+            <w:r>
+              <w:t>30</w:t>
+            </w:r>
+          </w:p>
+        </w:tc>
+        <w:tc>
+          <w:p>
+            <w:r>
+              <w:t>Giá trị: ______; Nguồn/trang: ______</w:t>
+            </w:r>
+          </w:p>
+        </w:tc>
+      </w:tr>
+      <w:tr>
+        <w:tc>
+          <w:p>
+            <w:r>
+              <w:t>30 Hz modulation preAlarmHigh · Đơn vị: % · Chưa công bố khoảng số trong biểu mẫu</w:t>
+            </w:r>
+          </w:p>
+        </w:tc>
+        <w:tc>
+          <w:p>
+            <w:r>
+              <w:t>31.5</w:t>
+            </w:r>
+          </w:p>
+        </w:tc>
+        <w:tc>
+          <w:p>
+            <w:r>
+              <w:t>Giá trị: ______; Nguồn/trang: ______</w:t>
+            </w:r>
+          </w:p>
+        </w:tc>
+      </w:tr>
+      <w:tr>
+        <w:tc>
+          <w:p>
+            <w:r>
+              <w:t>30 Hz modulation alarmHigh · Đơn vị: % · Chưa công bố khoảng số trong biểu mẫu</w:t>
+            </w:r>
+          </w:p>
+        </w:tc>
+        <w:tc>
+          <w:p>
+            <w:r>
+              <w:t>37</w:t>
+            </w:r>
+          </w:p>
+        </w:tc>
+        <w:tc>
+          <w:p>
+            <w:r>
+              <w:t>Giá trị: ______; Nguồn/trang: ______</w:t>
+            </w:r>
+          </w:p>
+        </w:tc>
+      </w:tr>
+      <w:tr>
+        <w:tc>
+          <w:p>
+            <w:r>
+              <w:t>9960 Hz modulation alarmLow · Đơn vị: % · Chưa công bố khoảng số trong biểu mẫu</w:t>
+            </w:r>
+          </w:p>
+        </w:tc>
+        <w:tc>
+          <w:p>
+            <w:r>
+              <w:t>23</w:t>
+            </w:r>
+          </w:p>
+        </w:tc>
+        <w:tc>
+          <w:p>
+            <w:r>
+              <w:t>Giá trị: ______; Nguồn/trang: ______</w:t>
+            </w:r>
+          </w:p>
+        </w:tc>
+      </w:tr>
+      <w:tr>
+        <w:tc>
+          <w:p>
+            <w:r>
+              <w:t>9960 Hz modulation preAlarmLow · Đơn vị: % · Chưa công bố khoảng số trong biểu mẫu</w:t>
+            </w:r>
+          </w:p>
+        </w:tc>
+        <w:tc>
+          <w:p>
+            <w:r>
+              <w:t>28.5</w:t>
+            </w:r>
+          </w:p>
+        </w:tc>
+        <w:tc>
+          <w:p>
+            <w:r>
+              <w:t>Giá trị: ______; Nguồn/trang: ______</w:t>
+            </w:r>
+          </w:p>
+        </w:tc>
+      </w:tr>
+      <w:tr>
+        <w:tc>
+          <w:p>
+            <w:r>
+              <w:t>9960 Hz modulation nominal · Đơn vị: % · Chưa công bố khoảng số trong biểu mẫu</w:t>
+            </w:r>
+          </w:p>
+        </w:tc>
+        <w:tc>
+          <w:p>
+            <w:r>
+              <w:t>30</w:t>
+            </w:r>
+          </w:p>
+        </w:tc>
+        <w:tc>
+          <w:p>
+            <w:r>
+              <w:t>Giá trị: ______; Nguồn/trang: ______</w:t>
+            </w:r>
+          </w:p>
+        </w:tc>
+      </w:tr>
+      <w:tr>
+        <w:tc>
+          <w:p>
+            <w:r>
+              <w:t>9960 Hz modulation preAlarmHigh · Đơn vị: % · Chưa công bố khoảng số trong biểu mẫu</w:t>
+            </w:r>
+          </w:p>
+        </w:tc>
+        <w:tc>
+          <w:p>
+            <w:r>
+              <w:t>31.5</w:t>
+            </w:r>
+          </w:p>
+        </w:tc>
+        <w:tc>
+          <w:p>
+            <w:r>
+              <w:t>Giá trị: ______; Nguồn/trang: ______</w:t>
+            </w:r>
+          </w:p>
+        </w:tc>
+      </w:tr>
+      <w:tr>
+        <w:tc>
+          <w:p>
+            <w:r>
+              <w:t>9960 Hz modulation alarmHigh · Đơn vị: % · Chưa công bố khoảng số trong biểu mẫu</w:t>
+            </w:r>
+          </w:p>
+        </w:tc>
+        <w:tc>
+          <w:p>
+            <w:r>
+              <w:t>37</w:t>
+            </w:r>
+          </w:p>
+        </w:tc>
+        <w:tc>
+          <w:p>
+            <w:r>
+              <w:t>Giá trị: ______; Nguồn/trang: ______</w:t>
+            </w:r>
+          </w:p>
+        </w:tc>
+      </w:tr>
+      <w:tr>
+        <w:tc>
+          <w:p>
+            <w:r>
+              <w:t>9960 Hz deviation alarmLow · Đơn vị: Ratio · Chưa công bố khoảng số trong biểu mẫu</w:t>
+            </w:r>
+          </w:p>
+        </w:tc>
+        <w:tc>
+          <w:p>
+            <w:r>
+              <w:t>12.6</w:t>
+            </w:r>
+          </w:p>
+        </w:tc>
+        <w:tc>
+          <w:p>
+            <w:r>
+              <w:t>Giá trị: ______; Nguồn/trang: ______</w:t>
+            </w:r>
+          </w:p>
+        </w:tc>
+      </w:tr>
+      <w:tr>
+        <w:tc>
+          <w:p>
+            <w:r>
+              <w:t>9960 Hz deviation preAlarmLow · Đơn vị: Ratio · Chưa công bố khoảng số trong biểu mẫu</w:t>
+            </w:r>
+          </w:p>
+        </w:tc>
+        <w:tc>
+          <w:p>
+            <w:r>
+              <w:t>15.5</w:t>
+            </w:r>
+          </w:p>
+        </w:tc>
+        <w:tc>
+          <w:p>
+            <w:r>
+              <w:t>Giá trị: ______; Nguồn/trang: ______</w:t>
+            </w:r>
+          </w:p>
+        </w:tc>
+      </w:tr>
+      <w:tr>
+        <w:tc>
+          <w:p>
+            <w:r>
+              <w:t>9960 Hz deviation nominal · Đơn vị: Ratio · Chưa công bố khoảng số trong biểu mẫu</w:t>
+            </w:r>
+          </w:p>
+        </w:tc>
+        <w:tc>
+          <w:p>
+            <w:r>
+              <w:t>16</w:t>
+            </w:r>
+          </w:p>
+        </w:tc>
+        <w:tc>
+          <w:p>
+            <w:r>
+              <w:t>Giá trị: ______; Nguồn/trang: ______</w:t>
+            </w:r>
+          </w:p>
+        </w:tc>
+      </w:tr>
+      <w:tr>
+        <w:tc>
+          <w:p>
+            <w:r>
+              <w:t>9960 Hz deviation preAlarmHigh · Đơn vị: Ratio · Chưa công bố khoảng số trong biểu mẫu</w:t>
+            </w:r>
+          </w:p>
+        </w:tc>
+        <w:tc>
+          <w:p>
+            <w:r>
+              <w:t>16.5</w:t>
+            </w:r>
+          </w:p>
+        </w:tc>
+        <w:tc>
+          <w:p>
+            <w:r>
+              <w:t>Giá trị: ______; Nguồn/trang: ______</w:t>
+            </w:r>
+          </w:p>
+        </w:tc>
+      </w:tr>
+      <w:tr>
+        <w:tc>
+          <w:p>
+            <w:r>
+              <w:t>9960 Hz deviation alarmHigh · Đơn vị: Ratio · Chưa công bố khoảng số trong biểu mẫu</w:t>
+            </w:r>
+          </w:p>
+        </w:tc>
+        <w:tc>
+          <w:p>
+            <w:r>
+              <w:t>19</w:t>
+            </w:r>
+          </w:p>
+        </w:tc>
+        <w:tc>
+          <w:p>
+            <w:r>
+              <w:t>Giá trị: ______; Nguồn/trang: ______</w:t>
+            </w:r>
+          </w:p>
+        </w:tc>
+      </w:tr>
+      <w:tr>
+        <w:tc>
+          <w:p>
+            <w:r>
+              <w:t>RF level alarmLow · Đơn vị: dB · Chưa công bố khoảng số trong biểu mẫu</w:t>
+            </w:r>
+          </w:p>
+        </w:tc>
+        <w:tc>
+          <w:p>
+            <w:r>
+              <w:t>-9</w:t>
+            </w:r>
+          </w:p>
+        </w:tc>
+        <w:tc>
+          <w:p>
+            <w:r>
+              <w:t>Giá trị: ______; Nguồn/trang: ______</w:t>
+            </w:r>
+          </w:p>
+        </w:tc>
+      </w:tr>
+      <w:tr>
+        <w:tc>
+          <w:p>
+            <w:r>
+              <w:t>RF level preAlarmLow · Đơn vị: dB · Chưa công bố khoảng số trong biểu mẫu</w:t>
+            </w:r>
+          </w:p>
+        </w:tc>
+        <w:tc>
+          <w:p>
+            <w:r>
+              <w:t>-2</w:t>
+            </w:r>
+          </w:p>
+        </w:tc>
+        <w:tc>
+          <w:p>
+            <w:r>
+              <w:t>Giá trị: ______; Nguồn/trang: ______</w:t>
+            </w:r>
+          </w:p>
+        </w:tc>
+      </w:tr>
+      <w:tr>
+        <w:tc>
+          <w:p>
+            <w:r>
+              <w:t>RF level nominal · Đơn vị: dB · Chưa công bố khoảng số trong biểu mẫu</w:t>
+            </w:r>
+          </w:p>
+        </w:tc>
+        <w:tc>
+          <w:p>
+            <w:r>
+              <w:t>0</w:t>
+            </w:r>
+          </w:p>
+        </w:tc>
+        <w:tc>
+          <w:p>
+            <w:r>
+              <w:t>Giá trị: ______; Nguồn/trang: ______</w:t>
+            </w:r>
+          </w:p>
+        </w:tc>
+      </w:tr>
+      <w:tr>
+        <w:tc>
+          <w:p>
+            <w:r>
+              <w:t>RF level preAlarmHigh · Đơn vị: dB · Chưa công bố khoảng số trong biểu mẫu</w:t>
+            </w:r>
+          </w:p>
+        </w:tc>
+        <w:tc>
+          <w:p>
+            <w:r>
+              <w:t>2</w:t>
+            </w:r>
+          </w:p>
+        </w:tc>
+        <w:tc>
+          <w:p>
+            <w:r>
+              <w:t>Giá trị: ______; Nguồn/trang: ______</w:t>
+            </w:r>
+          </w:p>
+        </w:tc>
+      </w:tr>
+      <w:tr>
+        <w:tc>
+          <w:p>
+            <w:r>
+              <w:t>RF level alarmHigh · Đơn vị: dB · Chưa công bố khoảng số trong biểu mẫu</w:t>
+            </w:r>
+          </w:p>
+        </w:tc>
+        <w:tc>
+          <w:p>
+            <w:r>
+              <w:t>9</w:t>
+            </w:r>
+          </w:p>
+        </w:tc>
+        <w:tc>
+          <w:p>
+            <w:r>
+              <w:t>Giá trị: ______; Nguồn/trang: ______</w:t>
+            </w:r>
+          </w:p>
+        </w:tc>
+      </w:tr>
+      <w:tr>
+        <w:tc>
+          <w:p>
+            <w:r>
+              <w:t>Ident modulation alarmLow · Đơn vị: % · Chưa công bố khoảng số trong biểu mẫu</w:t>
+            </w:r>
+          </w:p>
+        </w:tc>
+        <w:tc>
+          <w:p>
+            <w:r>
+              <w:t>2</w:t>
+            </w:r>
+          </w:p>
+        </w:tc>
+        <w:tc>
+          <w:p>
+            <w:r>
+              <w:t>Giá trị: ______; Nguồn/trang: ______</w:t>
+            </w:r>
+          </w:p>
+        </w:tc>
+      </w:tr>
+      <w:tr>
+        <w:tc>
+          <w:p>
+            <w:r>
+              <w:t>Ident modulation preAlarmLow · Đơn vị: % · Chưa công bố khoảng số trong biểu mẫu</w:t>
+            </w:r>
+          </w:p>
+        </w:tc>
+        <w:tc>
+          <w:p>
+            <w:r>
+              <w:t>4</w:t>
+            </w:r>
+          </w:p>
+        </w:tc>
+        <w:tc>
+          <w:p>
+            <w:r>
+              <w:t>Giá trị: ______; Nguồn/trang: ______</w:t>
+            </w:r>
+          </w:p>
+        </w:tc>
+      </w:tr>
+      <w:tr>
+        <w:tc>
+          <w:p>
+            <w:r>
+              <w:t>Ident modulation nominal · Đơn vị: % · Chưa công bố khoảng số trong biểu mẫu</w:t>
+            </w:r>
+          </w:p>
+        </w:tc>
+        <w:tc>
+          <w:p>
+            <w:r>
+              <w:t>5</w:t>
+            </w:r>
+          </w:p>
+        </w:tc>
+        <w:tc>
+          <w:p>
+            <w:r>
+              <w:t>Giá trị: ______; Nguồn/trang: ______</w:t>
+            </w:r>
+          </w:p>
+        </w:tc>
+      </w:tr>
+      <w:tr>
+        <w:tc>
+          <w:p>
+            <w:r>
+              <w:t>Ident modulation preAlarmHigh · Đơn vị: % · Chưa công bố khoảng số trong biểu mẫu</w:t>
+            </w:r>
+          </w:p>
+        </w:tc>
+        <w:tc>
+          <w:p>
+            <w:r>
+              <w:t>9</w:t>
+            </w:r>
+          </w:p>
+        </w:tc>
+        <w:tc>
+          <w:p>
+            <w:r>
+              <w:t>Giá trị: ______; Nguồn/trang: ______</w:t>
+            </w:r>
+          </w:p>
+        </w:tc>
+      </w:tr>
+      <w:tr>
+        <w:tc>
+          <w:p>
+            <w:r>
+              <w:t>Ident modulation alarmHigh · Đơn vị: % · Chưa công bố khoảng số trong biểu mẫu</w:t>
+            </w:r>
+          </w:p>
+        </w:tc>
+        <w:tc>
+          <w:p>
+            <w:r>
+              <w:t>10</w:t>
+            </w:r>
+          </w:p>
+        </w:tc>
+        <w:tc>
+          <w:p>
+            <w:r>
+              <w:t>Giá trị: ______; Nguồn/trang: ______</w:t>
+            </w:r>
+          </w:p>
+        </w:tc>
+      </w:tr>
+      <w:tr>
+        <w:tc>
+          <w:p>
+            <w:r>
+              <w:t>Tx power alarmLow · Đơn vị: W · Chưa công bố khoảng số trong biểu mẫu</w:t>
+            </w:r>
+          </w:p>
+        </w:tc>
+        <w:tc>
+          <w:p>
+            <w:r>
+              <w:t>50</w:t>
+            </w:r>
+          </w:p>
+        </w:tc>
+        <w:tc>
+          <w:p>
+            <w:r>
+              <w:t>Giá trị: ______; Nguồn/trang: ______</w:t>
+            </w:r>
+          </w:p>
+        </w:tc>
+      </w:tr>
+      <w:tr>
+        <w:tc>
+          <w:p>
+            <w:r>
+              <w:t>Tx power preAlarmLow · Đơn vị: W · Chưa công bố khoảng số trong biểu mẫu</w:t>
+            </w:r>
+          </w:p>
+        </w:tc>
+        <w:tc>
+          <w:p>
+            <w:r>
+              <w:t>65</w:t>
+            </w:r>
+          </w:p>
+        </w:tc>
+        <w:tc>
+          <w:p>
+            <w:r>
+              <w:t>Giá trị: ______; Nguồn/trang: ______</w:t>
+            </w:r>
+          </w:p>
+        </w:tc>
+      </w:tr>
+      <w:tr>
+        <w:tc>
+          <w:p>
+            <w:r>
+              <w:t>Tx power nominal · Đơn vị: W · Chưa công bố khoảng số trong biểu mẫu</w:t>
+            </w:r>
+          </w:p>
+        </w:tc>
+        <w:tc>
+          <w:p>
+            <w:r>
+              <w:t>70</w:t>
+            </w:r>
+          </w:p>
+        </w:tc>
+        <w:tc>
+          <w:p>
+            <w:r>
+              <w:t>Giá trị: ______; Nguồn/trang: ______</w:t>
+            </w:r>
+          </w:p>
+        </w:tc>
+      </w:tr>
+      <w:tr>
+        <w:tc>
+          <w:p>
+            <w:r>
+              <w:t>Tx power preAlarmHigh · Đơn vị: W · Chưa công bố khoảng số trong biểu mẫu</w:t>
+            </w:r>
+          </w:p>
+        </w:tc>
+        <w:tc>
+          <w:p>
+            <w:r>
+              <w:t>80</w:t>
+            </w:r>
+          </w:p>
+        </w:tc>
+        <w:tc>
+          <w:p>
+            <w:r>
+              <w:t>Giá trị: ______; Nguồn/trang: ______</w:t>
+            </w:r>
+          </w:p>
+        </w:tc>
+      </w:tr>
+      <w:tr>
+        <w:tc>
+          <w:p>
+            <w:r>
+              <w:t>Tx power alarmHigh · Đơn vị: W · Chưa công bố khoảng số trong biểu mẫu</w:t>
+            </w:r>
+          </w:p>
+        </w:tc>
+        <w:tc>
+          <w:p>
+            <w:r>
+              <w:t>120</w:t>
+            </w:r>
+          </w:p>
+        </w:tc>
+        <w:tc>
+          <w:p>
+            <w:r>
+              <w:t>Giá trị: ______; Nguồn/trang: ______</w:t>
+            </w:r>
+          </w:p>
+        </w:tc>
+      </w:tr>
+      <w:tr>
+        <w:tc>
+          <w:p>
+            <w:r>
+              <w:t>Tx frequency error alarmLow · Đơn vị: ppm · Chưa công bố khoảng số trong biểu mẫu</w:t>
+            </w:r>
+          </w:p>
+        </w:tc>
+        <w:tc>
+          <w:p>
+            <w:r>
+              <w:t>-20</w:t>
+            </w:r>
+          </w:p>
+        </w:tc>
+        <w:tc>
+          <w:p>
+            <w:r>
+              <w:t>Giá trị: ______; Nguồn/trang: ______</w:t>
+            </w:r>
+          </w:p>
+        </w:tc>
+      </w:tr>
+      <w:tr>
+        <w:tc>
+          <w:p>
+            <w:r>
+              <w:t>Tx frequency error preAlarmLow · Đơn vị: ppm · Chưa công bố khoảng số trong biểu mẫu</w:t>
+            </w:r>
+          </w:p>
+        </w:tc>
+        <w:tc>
+          <w:p>
+            <w:r>
+              <w:t>-18</w:t>
+            </w:r>
+          </w:p>
+        </w:tc>
+        <w:tc>
+          <w:p>
+            <w:r>
+              <w:t>Giá trị: ______; Nguồn/trang: ______</w:t>
+            </w:r>
+          </w:p>
+        </w:tc>
+      </w:tr>
+      <w:tr>
+        <w:tc>
+          <w:p>
+            <w:r>
+              <w:t>Tx frequency error nominal · Đơn vị: ppm · Chưa công bố khoảng số trong biểu mẫu</w:t>
+            </w:r>
+          </w:p>
+        </w:tc>
+        <w:tc>
+          <w:p>
+            <w:r>
+              <w:t>0</w:t>
+            </w:r>
+          </w:p>
+        </w:tc>
+        <w:tc>
+          <w:p>
+            <w:r>
+              <w:t>Giá trị: ______; Nguồn/trang: ______</w:t>
+            </w:r>
+          </w:p>
+        </w:tc>
+      </w:tr>
+      <w:tr>
+        <w:tc>
+          <w:p>
+            <w:r>
+              <w:t>Tx frequency error preAlarmHigh · Đơn vị: ppm · Chưa công bố khoảng số trong biểu mẫu</w:t>
+            </w:r>
+          </w:p>
+        </w:tc>
+        <w:tc>
+          <w:p>
+            <w:r>
+              <w:t>18</w:t>
+            </w:r>
+          </w:p>
+        </w:tc>
+        <w:tc>
+          <w:p>
+            <w:r>
+              <w:t>Giá trị: ______; Nguồn/trang: ______</w:t>
+            </w:r>
+          </w:p>
+        </w:tc>
+      </w:tr>
+      <w:tr>
+        <w:tc>
+          <w:p>
+            <w:r>
+              <w:t>Tx frequency error alarmHigh · Đơn vị: ppm · Chưa công bố khoảng số trong biểu mẫu</w:t>
+            </w:r>
+          </w:p>
+        </w:tc>
+        <w:tc>
+          <w:p>
+            <w:r>
+              <w:t>20</w:t>
+            </w:r>
+          </w:p>
+        </w:tc>
+        <w:tc>
+          <w:p>
+            <w:r>
+              <w:t>Giá trị: ______; Nguồn/trang: ______</w:t>
+            </w:r>
+          </w:p>
+        </w:tc>
+      </w:tr>
+    </w:tbl>
+    <w:p>
+      <w:pPr>
+        <w:pStyle w:val="Heading2"/>
+      </w:pPr>
+      <w:r>
+        <w:t>Monitor control</w:t>
+      </w:r>
+    </w:p>
+    <w:tbl>
+      <w:tblPr>
+        <w:tblStyle w:val="TableGrid"/>
+        <w:tblW w:type="auto" w:w="0"/>
+        <w:tblLayout w:type="fixed"/>
+        <w:tblLook w:firstColumn="1" w:firstRow="1" w:lastColumn="0" w:lastRow="0" w:noHBand="0" w:noVBand="1" w:val="04A0"/>
+      </w:tblPr>
+      <w:tblGrid>
+        <w:gridCol w:w="5472"/>
+        <w:gridCol w:w="1656"/>
+        <w:gridCol w:w="2736"/>
+      </w:tblGrid>
+      <w:tr>
+        <w:trPr>
+          <w:tblHeader/>
+        </w:trPr>
+        <w:tc>
+          <w:tcPr>
+            <w:tcW w:type="dxa" w:w="5472"/>
+          </w:tcPr>
+          <w:p>
+            <w:r>
+              <w:rPr>
+                <w:b/>
+              </w:rPr>
+              <w:t>Thông số / đơn vị / giới hạn</w:t>
+            </w:r>
+          </w:p>
+        </w:tc>
+        <w:tc>
+          <w:tcPr>
+            <w:tcW w:type="dxa" w:w="1656"/>
+          </w:tcPr>
+          <w:p>
+            <w:r>
+              <w:rPr>
+                <w:b/>
+              </w:rPr>
+              <w:t>Mặc định mô phỏng</w:t>
+            </w:r>
+          </w:p>
+        </w:tc>
+        <w:tc>
+          <w:tcPr>
+            <w:tcW w:type="dxa" w:w="2736"/>
+          </w:tcPr>
+          <w:p>
+            <w:r>
+              <w:rPr>
+                <w:b/>
+              </w:rPr>
+              <w:t>Giá trị tài liệu / Nguồn/trang</w:t>
+            </w:r>
+          </w:p>
+        </w:tc>
+      </w:tr>
+      <w:tr>
+        <w:tc>
+          <w:p>
+            <w:r>
+              <w:t>Azimuth pre-alarm · Đơn vị: ° · ≥ 0 · ≤ 180</w:t>
+            </w:r>
+          </w:p>
+        </w:tc>
+        <w:tc>
+          <w:p>
+            <w:r>
+              <w:t>0.5</w:t>
+            </w:r>
+          </w:p>
+        </w:tc>
+        <w:tc>
+          <w:p>
+            <w:r>
+              <w:t>Giá trị: ______; Nguồn/trang: ______</w:t>
+            </w:r>
+          </w:p>
+        </w:tc>
+      </w:tr>
+      <w:tr>
+        <w:tc>
+          <w:p>
+            <w:r>
+              <w:t>Azimuth alarm · Đơn vị: ° · ≥ 0 · ≤ 180</w:t>
+            </w:r>
+          </w:p>
+        </w:tc>
+        <w:tc>
+          <w:p>
+            <w:r>
+              <w:t>2</w:t>
+            </w:r>
+          </w:p>
+        </w:tc>
+        <w:tc>
+          <w:p>
+            <w:r>
+              <w:t>Giá trị: ______; Nguồn/trang: ______</w:t>
+            </w:r>
+          </w:p>
+        </w:tc>
+      </w:tr>
+      <w:tr>
+        <w:tc>
+          <w:p>
+            <w:r>
+              <w:t>Integral shutdown delay · Đơn vị: s · ≥ 0 · ≤ 600</w:t>
+            </w:r>
+          </w:p>
+        </w:tc>
+        <w:tc>
+          <w:p>
+            <w:r>
+              <w:t>5</w:t>
+            </w:r>
+          </w:p>
+        </w:tc>
+        <w:tc>
+          <w:p>
+            <w:r>
+              <w:t>Giá trị: ______; Nguồn/trang: ______</w:t>
+            </w:r>
+          </w:p>
+        </w:tc>
+      </w:tr>
+      <w:tr>
+        <w:tc>
+          <w:p>
+            <w:r>
+              <w:t>Continuous ident timer · Đơn vị: s · ≥ 0 · ≤ 600</w:t>
+            </w:r>
+          </w:p>
+        </w:tc>
+        <w:tc>
+          <w:p>
+            <w:r>
+              <w:t>17</w:t>
+            </w:r>
+          </w:p>
+        </w:tc>
+        <w:tc>
+          <w:p>
+            <w:r>
+              <w:t>Giá trị: ______; Nguồn/trang: ______</w:t>
+            </w:r>
+          </w:p>
+        </w:tc>
+      </w:tr>
+      <w:tr>
+        <w:tc>
+          <w:p>
+            <w:r>
+              <w:t>No ident timer · Đơn vị: s · ≥ 0 · ≤ 600</w:t>
+            </w:r>
+          </w:p>
+        </w:tc>
+        <w:tc>
+          <w:p>
+            <w:r>
+              <w:t>17</w:t>
+            </w:r>
+          </w:p>
+        </w:tc>
+        <w:tc>
+          <w:p>
+            <w:r>
+              <w:t>Giá trị: ______; Nguồn/trang: ______</w:t>
+            </w:r>
+          </w:p>
+        </w:tc>
+      </w:tr>
+      <w:tr>
+        <w:tc>
+          <w:p>
+            <w:r>
+              <w:t>Voting logic · Chọn: AND; OR</w:t>
+            </w:r>
+          </w:p>
+        </w:tc>
+        <w:tc>
+          <w:p>
+            <w:r>
+              <w:t>AND</w:t>
+            </w:r>
+          </w:p>
+        </w:tc>
+        <w:tc>
+          <w:p>
+            <w:r>
+              <w:t>Giá trị: ______; Nguồn/trang: ______</w:t>
+            </w:r>
+          </w:p>
+        </w:tc>
+      </w:tr>
+      <w:tr>
+        <w:tc>
+          <w:p>
+            <w:r>
+              <w:t>Transfer rule · Chọn: on Primary Alarm; on Any Alarm; disabled</w:t>
+            </w:r>
+          </w:p>
+        </w:tc>
+        <w:tc>
+          <w:p>
+            <w:r>
+              <w:t>on Primary Alarm</w:t>
+            </w:r>
+          </w:p>
+        </w:tc>
+        <w:tc>
+          <w:p>
+            <w:r>
+              <w:t>Giá trị: ______; Nguồn/trang: ______</w:t>
+            </w:r>
+          </w:p>
+        </w:tc>
+      </w:tr>
+      <w:tr>
+        <w:tc>
+          <w:p>
+            <w:r>
+              <w:t>Integrity tests enabled · Bật / Tắt</w:t>
+            </w:r>
+          </w:p>
+        </w:tc>
+        <w:tc>
+          <w:p>
+            <w:r>
+              <w:t>Bật</w:t>
+            </w:r>
+          </w:p>
+        </w:tc>
+        <w:tc>
+          <w:p>
+            <w:r>
+              <w:t>Giá trị: ______; Nguồn/trang: ______</w:t>
+            </w:r>
+          </w:p>
+        </w:tc>
+      </w:tr>
+      <w:tr>
+        <w:tc>
+          <w:p>
+            <w:r>
+              <w:t>Integrity consecutive failures · Đơn vị: failures · ≥ 1 · ≤ 10</w:t>
+            </w:r>
+          </w:p>
+        </w:tc>
+        <w:tc>
+          <w:p>
+            <w:r>
+              <w:t>3</w:t>
+            </w:r>
+          </w:p>
+        </w:tc>
+        <w:tc>
+          <w:p>
+            <w:r>
+              <w:t>Giá trị: ______; Nguồn/trang: ______</w:t>
+            </w:r>
+          </w:p>
+        </w:tc>
+      </w:tr>
+      <w:tr>
+        <w:tc>
+          <w:p>
+            <w:r>
+              <w:t>Sideband antennas in alarm · Đơn vị: antennas · ≥ 1 · ≤ 48</w:t>
+            </w:r>
+          </w:p>
+        </w:tc>
+        <w:tc>
+          <w:p>
+            <w:r>
+              <w:t>3</w:t>
+            </w:r>
+          </w:p>
+        </w:tc>
+        <w:tc>
+          <w:p>
+            <w:r>
+              <w:t>Giá trị: ______; Nguồn/trang: ______</w:t>
+            </w:r>
+          </w:p>
+        </w:tc>
+      </w:tr>
+      <w:tr>
+        <w:tc>
+          <w:p>
+            <w:r>
+              <w:t>Sideband VSWR pre-alarm · Đơn vị: :1 · ≥ 1 · ≤ 10</w:t>
+            </w:r>
+          </w:p>
+        </w:tc>
+        <w:tc>
+          <w:p>
+            <w:r>
+              <w:t>2.2</w:t>
+            </w:r>
+          </w:p>
+        </w:tc>
+        <w:tc>
+          <w:p>
+            <w:r>
+              <w:t>Giá trị: ______; Nguồn/trang: ______</w:t>
+            </w:r>
+          </w:p>
+        </w:tc>
+      </w:tr>
+      <w:tr>
+        <w:tc>
+          <w:p>
+            <w:r>
+              <w:t>Sideband VSWR alarm · Đơn vị: :1 · ≥ 1 · ≤ 10</w:t>
+            </w:r>
+          </w:p>
+        </w:tc>
+        <w:tc>
+          <w:p>
+            <w:r>
+              <w:t>3</w:t>
+            </w:r>
+          </w:p>
+        </w:tc>
+        <w:tc>
+          <w:p>
+            <w:r>
+              <w:t>Giá trị: ______; Nguồn/trang: ______</w:t>
+            </w:r>
+          </w:p>
+        </w:tc>
+      </w:tr>
+      <w:tr>
+        <w:tc>
+          <w:p>
+            <w:r>
+              <w:t>Notch monitor tolerance · Đơn vị: % · ≥ 0 · ≤ 100</w:t>
+            </w:r>
+          </w:p>
+        </w:tc>
+        <w:tc>
+          <w:p>
+            <w:r>
+              <w:t>50</w:t>
+            </w:r>
+          </w:p>
+        </w:tc>
+        <w:tc>
+          <w:p>
+            <w:r>
+              <w:t>Giá trị: ______; Nguồn/trang: ______</w:t>
+            </w:r>
+          </w:p>
+        </w:tc>
+      </w:tr>
+    </w:tbl>
+    <w:p>
+      <w:pPr>
+        <w:pStyle w:val="Heading2"/>
+      </w:pPr>
+      <w:r>
+        <w:t>Monitor antennas</w:t>
+      </w:r>
+    </w:p>
+    <w:tbl>
+      <w:tblPr>
+        <w:tblStyle w:val="TableGrid"/>
+        <w:tblW w:type="auto" w:w="0"/>
+        <w:tblLayout w:type="fixed"/>
+        <w:tblLook w:firstColumn="1" w:firstRow="1" w:lastColumn="0" w:lastRow="0" w:noHBand="0" w:noVBand="1" w:val="04A0"/>
+      </w:tblPr>
+      <w:tblGrid>
+        <w:gridCol w:w="5472"/>
+        <w:gridCol w:w="1656"/>
+        <w:gridCol w:w="2736"/>
+      </w:tblGrid>
+      <w:tr>
+        <w:trPr>
+          <w:tblHeader/>
+        </w:trPr>
+        <w:tc>
+          <w:tcPr>
+            <w:tcW w:type="dxa" w:w="5472"/>
+          </w:tcPr>
+          <w:p>
+            <w:r>
+              <w:rPr>
+                <w:b/>
+              </w:rPr>
+              <w:t>Thông số / đơn vị / giới hạn</w:t>
+            </w:r>
+          </w:p>
+        </w:tc>
+        <w:tc>
+          <w:tcPr>
+            <w:tcW w:type="dxa" w:w="1656"/>
+          </w:tcPr>
+          <w:p>
+            <w:r>
+              <w:rPr>
+                <w:b/>
+              </w:rPr>
+              <w:t>Mặc định mô phỏng</w:t>
+            </w:r>
+          </w:p>
+        </w:tc>
+        <w:tc>
+          <w:tcPr>
+            <w:tcW w:type="dxa" w:w="2736"/>
+          </w:tcPr>
+          <w:p>
+            <w:r>
+              <w:rPr>
+                <w:b/>
+              </w:rPr>
+              <w:t>Giá trị tài liệu / Nguồn/trang</w:t>
+            </w:r>
+          </w:p>
+        </w:tc>
+      </w:tr>
+      <w:tr>
+        <w:tc>
+          <w:p>
+            <w:r>
+              <w:t>MON1 enabled · Bật / Tắt</w:t>
+            </w:r>
+          </w:p>
+        </w:tc>
+        <w:tc>
+          <w:p>
+            <w:r>
+              <w:t>Bật</w:t>
+            </w:r>
+          </w:p>
+        </w:tc>
+        <w:tc>
+          <w:p>
+            <w:r>
+              <w:t>Giá trị: ______; Nguồn/trang: ______</w:t>
+            </w:r>
+          </w:p>
+        </w:tc>
+      </w:tr>
+      <w:tr>
+        <w:tc>
+          <w:p>
+            <w:r>
+              <w:t>MON1 input attenuation · Đơn vị: dB · ≥ 0 · ≤ 60</w:t>
+            </w:r>
+          </w:p>
+        </w:tc>
+        <w:tc>
+          <w:p>
+            <w:r>
+              <w:t>14</w:t>
+            </w:r>
+          </w:p>
+        </w:tc>
+        <w:tc>
+          <w:p>
+            <w:r>
+              <w:t>Giá trị: ______; Nguồn/trang: ______</w:t>
+            </w:r>
+          </w:p>
+        </w:tc>
+      </w:tr>
+      <w:tr>
+        <w:tc>
+          <w:p>
+            <w:r>
+              <w:t>MON1 azimuth angle · Đơn vị: ° · ≥ 0 · ≤ 360</w:t>
+            </w:r>
+          </w:p>
+        </w:tc>
+        <w:tc>
+          <w:p>
+            <w:r>
+              <w:t>249.25</w:t>
+            </w:r>
+          </w:p>
+        </w:tc>
+        <w:tc>
+          <w:p>
+            <w:r>
+              <w:t>Giá trị: ______; Nguồn/trang: ______</w:t>
+            </w:r>
+          </w:p>
+        </w:tc>
+      </w:tr>
+      <w:tr>
+        <w:tc>
+          <w:p>
+            <w:r>
+              <w:t>MON1 antenna 2 · Bật / Tắt</w:t>
+            </w:r>
+          </w:p>
+        </w:tc>
+        <w:tc>
+          <w:p>
+            <w:r>
+              <w:t>Tắt</w:t>
+            </w:r>
+          </w:p>
+        </w:tc>
+        <w:tc>
+          <w:p>
+            <w:r>
+              <w:t>Giá trị: ______; Nguồn/trang: ______</w:t>
+            </w:r>
+          </w:p>
+        </w:tc>
+      </w:tr>
+      <w:tr>
+        <w:tc>
+          <w:p>
+            <w:r>
+              <w:t>MON1 antenna 2 attenuation · Đơn vị: dB · ≥ 0 · ≤ 60</w:t>
+            </w:r>
+          </w:p>
+        </w:tc>
+        <w:tc>
+          <w:p>
+            <w:r>
+              <w:t>47</w:t>
+            </w:r>
+          </w:p>
+        </w:tc>
+        <w:tc>
+          <w:p>
+            <w:r>
+              <w:t>Giá trị: ______; Nguồn/trang: ______</w:t>
+            </w:r>
+          </w:p>
+        </w:tc>
+      </w:tr>
+      <w:tr>
+        <w:tc>
+          <w:p>
+            <w:r>
+              <w:t>MON1 antenna 2 angle · Đơn vị: ° · ≥ 0 · ≤ 360</w:t>
+            </w:r>
+          </w:p>
+        </w:tc>
+        <w:tc>
+          <w:p>
+            <w:r>
+              <w:t>0</w:t>
+            </w:r>
+          </w:p>
+        </w:tc>
+        <w:tc>
+          <w:p>
+            <w:r>
+              <w:t>Giá trị: ______; Nguồn/trang: ______</w:t>
+            </w:r>
+          </w:p>
+        </w:tc>
+      </w:tr>
+      <w:tr>
+        <w:tc>
+          <w:p>
+            <w:r>
+              <w:t>MON2 enabled · Bật / Tắt</w:t>
+            </w:r>
+          </w:p>
+        </w:tc>
+        <w:tc>
+          <w:p>
+            <w:r>
+              <w:t>Bật</w:t>
+            </w:r>
+          </w:p>
+        </w:tc>
+        <w:tc>
+          <w:p>
+            <w:r>
+              <w:t>Giá trị: ______; Nguồn/trang: ______</w:t>
+            </w:r>
+          </w:p>
+        </w:tc>
+      </w:tr>
+      <w:tr>
+        <w:tc>
+          <w:p>
+            <w:r>
+              <w:t>MON2 input attenuation · Đơn vị: dB · ≥ 0 · ≤ 60</w:t>
+            </w:r>
+          </w:p>
+        </w:tc>
+        <w:tc>
+          <w:p>
+            <w:r>
+              <w:t>14</w:t>
+            </w:r>
+          </w:p>
+        </w:tc>
+        <w:tc>
+          <w:p>
+            <w:r>
+              <w:t>Giá trị: ______; Nguồn/trang: ______</w:t>
+            </w:r>
+          </w:p>
+        </w:tc>
+      </w:tr>
+      <w:tr>
+        <w:tc>
+          <w:p>
+            <w:r>
+              <w:t>MON2 azimuth angle · Đơn vị: ° · ≥ 0 · ≤ 360</w:t>
+            </w:r>
+          </w:p>
+        </w:tc>
+        <w:tc>
+          <w:p>
+            <w:r>
+              <w:t>249.25</w:t>
+            </w:r>
+          </w:p>
+        </w:tc>
+        <w:tc>
+          <w:p>
+            <w:r>
+              <w:t>Giá trị: ______; Nguồn/trang: ______</w:t>
+            </w:r>
+          </w:p>
+        </w:tc>
+      </w:tr>
+      <w:tr>
+        <w:tc>
+          <w:p>
+            <w:r>
+              <w:t>MON2 antenna 2 · Bật / Tắt</w:t>
+            </w:r>
+          </w:p>
+        </w:tc>
+        <w:tc>
+          <w:p>
+            <w:r>
+              <w:t>Tắt</w:t>
+            </w:r>
+          </w:p>
+        </w:tc>
+        <w:tc>
+          <w:p>
+            <w:r>
+              <w:t>Giá trị: ______; Nguồn/trang: ______</w:t>
+            </w:r>
+          </w:p>
+        </w:tc>
+      </w:tr>
+      <w:tr>
+        <w:tc>
+          <w:p>
+            <w:r>
+              <w:t>MON2 antenna 2 attenuation · Đơn vị: dB · ≥ 0 · ≤ 60</w:t>
+            </w:r>
+          </w:p>
+        </w:tc>
+        <w:tc>
+          <w:p>
+            <w:r>
+              <w:t>47</w:t>
+            </w:r>
+          </w:p>
+        </w:tc>
+        <w:tc>
+          <w:p>
+            <w:r>
+              <w:t>Giá trị: ______; Nguồn/trang: ______</w:t>
+            </w:r>
+          </w:p>
+        </w:tc>
+      </w:tr>
+      <w:tr>
+        <w:tc>
+          <w:p>
+            <w:r>
+              <w:t>MON2 antenna 2 angle · Đơn vị: ° · ≥ 0 · ≤ 360</w:t>
+            </w:r>
+          </w:p>
+        </w:tc>
+        <w:tc>
+          <w:p>
+            <w:r>
+              <w:t>0</w:t>
+            </w:r>
+          </w:p>
+        </w:tc>
+        <w:tc>
+          <w:p>
+            <w:r>
+              <w:t>Giá trị: ______; Nguồn/trang: ______</w:t>
+            </w:r>
+          </w:p>
+        </w:tc>
+      </w:tr>
+    </w:tbl>
+    <w:p>
+      <w:pPr>
+        <w:pStyle w:val="Heading2"/>
+      </w:pPr>
+      <w:r>
+        <w:t>Monitor calibration</w:t>
+      </w:r>
+    </w:p>
+    <w:tbl>
+      <w:tblPr>
+        <w:tblStyle w:val="TableGrid"/>
+        <w:tblW w:type="auto" w:w="0"/>
+        <w:tblLayout w:type="fixed"/>
+        <w:tblLook w:firstColumn="1" w:firstRow="1" w:lastColumn="0" w:lastRow="0" w:noHBand="0" w:noVBand="1" w:val="04A0"/>
+      </w:tblPr>
+      <w:tblGrid>
+        <w:gridCol w:w="5472"/>
+        <w:gridCol w:w="1656"/>
+        <w:gridCol w:w="2736"/>
+      </w:tblGrid>
+      <w:tr>
+        <w:trPr>
+          <w:tblHeader/>
+        </w:trPr>
+        <w:tc>
+          <w:tcPr>
+            <w:tcW w:type="dxa" w:w="5472"/>
+          </w:tcPr>
+          <w:p>
+            <w:r>
+              <w:rPr>
+                <w:b/>
+              </w:rPr>
+              <w:t>Thông số / đơn vị / giới hạn</w:t>
+            </w:r>
+          </w:p>
+        </w:tc>
+        <w:tc>
+          <w:tcPr>
+            <w:tcW w:type="dxa" w:w="1656"/>
+          </w:tcPr>
+          <w:p>
+            <w:r>
+              <w:rPr>
+                <w:b/>
+              </w:rPr>
+              <w:t>Mặc định mô phỏng</w:t>
+            </w:r>
+          </w:p>
+        </w:tc>
+        <w:tc>
+          <w:tcPr>
+            <w:tcW w:type="dxa" w:w="2736"/>
+          </w:tcPr>
+          <w:p>
+            <w:r>
+              <w:rPr>
+                <w:b/>
+              </w:rPr>
+              <w:t>Giá trị tài liệu / Nguồn/trang</w:t>
+            </w:r>
+          </w:p>
+        </w:tc>
+      </w:tr>
+      <w:tr>
+        <w:tc>
+          <w:p>
+            <w:r>
+              <w:t>MON1 azimuth offset · Đơn vị: ° · ≥ -360 · ≤ 360</w:t>
+            </w:r>
+          </w:p>
+        </w:tc>
+        <w:tc>
+          <w:p>
+            <w:r>
+              <w:t>0</w:t>
+            </w:r>
+          </w:p>
+        </w:tc>
+        <w:tc>
+          <w:p>
+            <w:r>
+              <w:t>Giá trị: ______; Nguồn/trang: ______</w:t>
+            </w:r>
+          </w:p>
+        </w:tc>
+      </w:tr>
+      <w:tr>
+        <w:tc>
+          <w:p>
+            <w:r>
+              <w:t>MON1 30 Hz scale · Đơn vị: % · ≥ 0 · ≤ 200</w:t>
+            </w:r>
+          </w:p>
+        </w:tc>
+        <w:tc>
+          <w:p>
+            <w:r>
+              <w:t>100</w:t>
+            </w:r>
+          </w:p>
+        </w:tc>
+        <w:tc>
+          <w:p>
+            <w:r>
+              <w:t>Giá trị: ______; Nguồn/trang: ______</w:t>
+            </w:r>
+          </w:p>
+        </w:tc>
+      </w:tr>
+      <w:tr>
+        <w:tc>
+          <w:p>
+            <w:r>
+              <w:t>MON1 9960 Hz scale · Đơn vị: % · ≥ 0 · ≤ 200</w:t>
+            </w:r>
+          </w:p>
+        </w:tc>
+        <w:tc>
+          <w:p>
+            <w:r>
+              <w:t>100</w:t>
+            </w:r>
+          </w:p>
+        </w:tc>
+        <w:tc>
+          <w:p>
+            <w:r>
+              <w:t>Giá trị: ______; Nguồn/trang: ______</w:t>
+            </w:r>
+          </w:p>
+        </w:tc>
+      </w:tr>
+      <w:tr>
+        <w:tc>
+          <w:p>
+            <w:r>
+              <w:t>MON1 deviation scale · Đơn vị: % · ≥ 0 · ≤ 200</w:t>
+            </w:r>
+          </w:p>
+        </w:tc>
+        <w:tc>
+          <w:p>
+            <w:r>
+              <w:t>99.5</w:t>
+            </w:r>
+          </w:p>
+        </w:tc>
+        <w:tc>
+          <w:p>
+            <w:r>
+              <w:t>Giá trị: ______; Nguồn/trang: ______</w:t>
+            </w:r>
+          </w:p>
+        </w:tc>
+      </w:tr>
+      <w:tr>
+        <w:tc>
+          <w:p>
+            <w:r>
+              <w:t>MON1 RF offset · Đơn vị: dB · ≥ -20 · ≤ 20</w:t>
+            </w:r>
+          </w:p>
+        </w:tc>
+        <w:tc>
+          <w:p>
+            <w:r>
+              <w:t>0</w:t>
+            </w:r>
+          </w:p>
+        </w:tc>
+        <w:tc>
+          <w:p>
+            <w:r>
+              <w:t>Giá trị: ______; Nguồn/trang: ______</w:t>
+            </w:r>
+          </w:p>
+        </w:tc>
+      </w:tr>
+      <w:tr>
+        <w:tc>
+          <w:p>
+            <w:r>
+              <w:t>MON1 ident scale · Đơn vị: % · ≥ 0 · ≤ 200</w:t>
+            </w:r>
+          </w:p>
+        </w:tc>
+        <w:tc>
+          <w:p>
+            <w:r>
+              <w:t>100</w:t>
+            </w:r>
+          </w:p>
+        </w:tc>
+        <w:tc>
+          <w:p>
+            <w:r>
+              <w:t>Giá trị: ______; Nguồn/trang: ______</w:t>
+            </w:r>
+          </w:p>
+        </w:tc>
+      </w:tr>
+      <w:tr>
+        <w:tc>
+          <w:p>
+            <w:r>
+              <w:t>MON1 Tx power scale · Đơn vị: % · ≥ 0 · ≤ 200</w:t>
+            </w:r>
+          </w:p>
+        </w:tc>
+        <w:tc>
+          <w:p>
+            <w:r>
+              <w:t>99</w:t>
+            </w:r>
+          </w:p>
+        </w:tc>
+        <w:tc>
+          <w:p>
+            <w:r>
+              <w:t>Giá trị: ______; Nguồn/trang: ______</w:t>
+            </w:r>
+          </w:p>
+        </w:tc>
+      </w:tr>
+      <w:tr>
+        <w:tc>
+          <w:p>
+            <w:r>
+              <w:t>MON1 Tx frequency offset · Đơn vị: ppm · ≥ -100 · ≤ 100</w:t>
+            </w:r>
+          </w:p>
+        </w:tc>
+        <w:tc>
+          <w:p>
+            <w:r>
+              <w:t>0</w:t>
+            </w:r>
+          </w:p>
+        </w:tc>
+        <w:tc>
+          <w:p>
+            <w:r>
+              <w:t>Giá trị: ______; Nguồn/trang: ______</w:t>
+            </w:r>
+          </w:p>
+        </w:tc>
+      </w:tr>
+      <w:tr>
+        <w:tc>
+          <w:p>
+            <w:r>
+              <w:t>MON1 Tx power offset · Đơn vị: W · ≥ -200 · ≤ 200</w:t>
+            </w:r>
+          </w:p>
+        </w:tc>
+        <w:tc>
+          <w:p>
+            <w:r>
+              <w:t>0</w:t>
+            </w:r>
+          </w:p>
+        </w:tc>
+        <w:tc>
+          <w:p>
+            <w:r>
+              <w:t>Giá trị: ______; Nguồn/trang: ______</w:t>
+            </w:r>
+          </w:p>
+        </w:tc>
+      </w:tr>
+      <w:tr>
+        <w:tc>
+          <w:p>
+            <w:r>
+              <w:t>MON1 notch scale · Đơn vị: % · ≥ 0 · ≤ 200</w:t>
+            </w:r>
+          </w:p>
+        </w:tc>
+        <w:tc>
+          <w:p>
+            <w:r>
+              <w:t>100</w:t>
+            </w:r>
+          </w:p>
+        </w:tc>
+        <w:tc>
+          <w:p>
+            <w:r>
+              <w:t>Giá trị: ______; Nguồn/trang: ______</w:t>
+            </w:r>
+          </w:p>
+        </w:tc>
+      </w:tr>
+      <w:tr>
+        <w:tc>
+          <w:p>
+            <w:r>
+              <w:t>MON1 odd return loss offset · Đơn vị: dB · ≥ -100 · ≤ 100</w:t>
+            </w:r>
+          </w:p>
+        </w:tc>
+        <w:tc>
+          <w:p>
+            <w:r>
+              <w:t>0</w:t>
+            </w:r>
+          </w:p>
+        </w:tc>
+        <w:tc>
+          <w:p>
+            <w:r>
+              <w:t>Giá trị: ______; Nguồn/trang: ______</w:t>
+            </w:r>
+          </w:p>
+        </w:tc>
+      </w:tr>
+      <w:tr>
+        <w:tc>
+          <w:p>
+            <w:r>
+              <w:t>MON1 even return loss offset · Đơn vị: dB · ≥ -100 · ≤ 100</w:t>
+            </w:r>
+          </w:p>
+        </w:tc>
+        <w:tc>
+          <w:p>
+            <w:r>
+              <w:t>0</w:t>
+            </w:r>
+          </w:p>
+        </w:tc>
+        <w:tc>
+          <w:p>
+            <w:r>
+              <w:t>Giá trị: ______; Nguồn/trang: ______</w:t>
+            </w:r>
+          </w:p>
+        </w:tc>
+      </w:tr>
+      <w:tr>
+        <w:tc>
+          <w:p>
+            <w:r>
+              <w:t>MON2 azimuth offset · Đơn vị: ° · ≥ -360 · ≤ 360</w:t>
+            </w:r>
+          </w:p>
+        </w:tc>
+        <w:tc>
+          <w:p>
+            <w:r>
+              <w:t>0</w:t>
+            </w:r>
+          </w:p>
+        </w:tc>
+        <w:tc>
+          <w:p>
+            <w:r>
+              <w:t>Giá trị: ______; Nguồn/trang: ______</w:t>
+            </w:r>
+          </w:p>
+        </w:tc>
+      </w:tr>
+      <w:tr>
+        <w:tc>
+          <w:p>
+            <w:r>
+              <w:t>MON2 30 Hz scale · Đơn vị: % · ≥ 0 · ≤ 200</w:t>
+            </w:r>
+          </w:p>
+        </w:tc>
+        <w:tc>
+          <w:p>
+            <w:r>
+              <w:t>100</w:t>
+            </w:r>
+          </w:p>
+        </w:tc>
+        <w:tc>
+          <w:p>
+            <w:r>
+              <w:t>Giá trị: ______; Nguồn/trang: ______</w:t>
+            </w:r>
+          </w:p>
+        </w:tc>
+      </w:tr>
+      <w:tr>
+        <w:tc>
+          <w:p>
+            <w:r>
+              <w:t>MON2 9960 Hz scale · Đơn vị: % · ≥ 0 · ≤ 200</w:t>
+            </w:r>
+          </w:p>
+        </w:tc>
+        <w:tc>
+          <w:p>
+            <w:r>
+              <w:t>100</w:t>
+            </w:r>
+          </w:p>
+        </w:tc>
+        <w:tc>
+          <w:p>
+            <w:r>
+              <w:t>Giá trị: ______; Nguồn/trang: ______</w:t>
+            </w:r>
+          </w:p>
+        </w:tc>
+      </w:tr>
+      <w:tr>
+        <w:tc>
+          <w:p>
+            <w:r>
+              <w:t>MON2 deviation scale · Đơn vị: % · ≥ 0 · ≤ 200</w:t>
+            </w:r>
+          </w:p>
+        </w:tc>
+        <w:tc>
+          <w:p>
+            <w:r>
+              <w:t>99.5</w:t>
+            </w:r>
+          </w:p>
+        </w:tc>
+        <w:tc>
+          <w:p>
+            <w:r>
+              <w:t>Giá trị: ______; Nguồn/trang: ______</w:t>
+            </w:r>
+          </w:p>
+        </w:tc>
+      </w:tr>
+      <w:tr>
+        <w:tc>
+          <w:p>
+            <w:r>
+              <w:t>MON2 RF offset · Đơn vị: dB · ≥ -20 · ≤ 20</w:t>
+            </w:r>
+          </w:p>
+        </w:tc>
+        <w:tc>
+          <w:p>
+            <w:r>
+              <w:t>0</w:t>
+            </w:r>
+          </w:p>
+        </w:tc>
+        <w:tc>
+          <w:p>
+            <w:r>
+              <w:t>Giá trị: ______; Nguồn/trang: ______</w:t>
+            </w:r>
+          </w:p>
+        </w:tc>
+      </w:tr>
+      <w:tr>
+        <w:tc>
+          <w:p>
+            <w:r>
+              <w:t>MON2 ident scale · Đơn vị: % · ≥ 0 · ≤ 200</w:t>
+            </w:r>
+          </w:p>
+        </w:tc>
+        <w:tc>
+          <w:p>
+            <w:r>
+              <w:t>100</w:t>
+            </w:r>
+          </w:p>
+        </w:tc>
+        <w:tc>
+          <w:p>
+            <w:r>
+              <w:t>Giá trị: ______; Nguồn/trang: ______</w:t>
+            </w:r>
+          </w:p>
+        </w:tc>
+      </w:tr>
+      <w:tr>
+        <w:tc>
+          <w:p>
+            <w:r>
+              <w:t>MON2 Tx power scale · Đơn vị: % · ≥ 0 · ≤ 200</w:t>
+            </w:r>
+          </w:p>
+        </w:tc>
+        <w:tc>
+          <w:p>
+            <w:r>
+              <w:t>99</w:t>
+            </w:r>
+          </w:p>
+        </w:tc>
+        <w:tc>
+          <w:p>
+            <w:r>
+              <w:t>Giá trị: ______; Nguồn/trang: ______</w:t>
+            </w:r>
+          </w:p>
+        </w:tc>
+      </w:tr>
+      <w:tr>
+        <w:tc>
+          <w:p>
+            <w:r>
+              <w:t>MON2 Tx frequency offset · Đơn vị: ppm · ≥ -100 · ≤ 100</w:t>
+            </w:r>
+          </w:p>
+        </w:tc>
+        <w:tc>
+          <w:p>
+            <w:r>
+              <w:t>0</w:t>
+            </w:r>
+          </w:p>
+        </w:tc>
+        <w:tc>
+          <w:p>
+            <w:r>
+              <w:t>Giá trị: ______; Nguồn/trang: ______</w:t>
+            </w:r>
+          </w:p>
+        </w:tc>
+      </w:tr>
+      <w:tr>
+        <w:tc>
+          <w:p>
+            <w:r>
+              <w:t>MON2 Tx power offset · Đơn vị: W · ≥ -200 · ≤ 200</w:t>
+            </w:r>
+          </w:p>
+        </w:tc>
+        <w:tc>
+          <w:p>
+            <w:r>
+              <w:t>0</w:t>
+            </w:r>
+          </w:p>
+        </w:tc>
+        <w:tc>
+          <w:p>
+            <w:r>
+              <w:t>Giá trị: ______; Nguồn/trang: ______</w:t>
+            </w:r>
+          </w:p>
+        </w:tc>
+      </w:tr>
+      <w:tr>
+        <w:tc>
+          <w:p>
+            <w:r>
+              <w:t>MON2 notch scale · Đơn vị: % · ≥ 0 · ≤ 200</w:t>
+            </w:r>
+          </w:p>
+        </w:tc>
+        <w:tc>
+          <w:p>
+            <w:r>
+              <w:t>100</w:t>
+            </w:r>
+          </w:p>
+        </w:tc>
+        <w:tc>
+          <w:p>
+            <w:r>
+              <w:t>Giá trị: ______; Nguồn/trang: ______</w:t>
+            </w:r>
+          </w:p>
+        </w:tc>
+      </w:tr>
+      <w:tr>
+        <w:tc>
+          <w:p>
+            <w:r>
+              <w:t>MON2 odd return loss offset · Đơn vị: dB · ≥ -100 · ≤ 100</w:t>
+            </w:r>
+          </w:p>
+        </w:tc>
+        <w:tc>
+          <w:p>
+            <w:r>
+              <w:t>0</w:t>
+            </w:r>
+          </w:p>
+        </w:tc>
+        <w:tc>
+          <w:p>
+            <w:r>
+              <w:t>Giá trị: ______; Nguồn/trang: ______</w:t>
+            </w:r>
+          </w:p>
+        </w:tc>
+      </w:tr>
+      <w:tr>
+        <w:tc>
+          <w:p>
+            <w:r>
+              <w:t>MON2 even return loss offset · Đơn vị: dB · ≥ -100 · ≤ 100</w:t>
+            </w:r>
+          </w:p>
+        </w:tc>
+        <w:tc>
+          <w:p>
+            <w:r>
+              <w:t>0</w:t>
+            </w:r>
+          </w:p>
+        </w:tc>
+        <w:tc>
+          <w:p>
+            <w:r>
+              <w:t>Giá trị: ______; Nguồn/trang: ______</w:t>
+            </w:r>
+          </w:p>
+        </w:tc>
+      </w:tr>
+    </w:tbl>
+    <w:p>
+      <w:pPr>
+        <w:pStyle w:val="Heading2"/>
+      </w:pPr>
+      <w:r>
+        <w:t>Monitor routing</w:t>
+      </w:r>
+    </w:p>
+    <w:tbl>
+      <w:tblPr>
+        <w:tblStyle w:val="TableGrid"/>
+        <w:tblW w:type="auto" w:w="0"/>
+        <w:tblLayout w:type="fixed"/>
+        <w:tblLook w:firstColumn="1" w:firstRow="1" w:lastColumn="0" w:lastRow="0" w:noHBand="0" w:noVBand="1" w:val="04A0"/>
+      </w:tblPr>
+      <w:tblGrid>
+        <w:gridCol w:w="5472"/>
+        <w:gridCol w:w="1656"/>
+        <w:gridCol w:w="2736"/>
+      </w:tblGrid>
+      <w:tr>
+        <w:trPr>
+          <w:tblHeader/>
+        </w:trPr>
+        <w:tc>
+          <w:tcPr>
+            <w:tcW w:type="dxa" w:w="5472"/>
+          </w:tcPr>
+          <w:p>
+            <w:r>
+              <w:rPr>
+                <w:b/>
+              </w:rPr>
+              <w:t>Thông số / đơn vị / giới hạn</w:t>
+            </w:r>
+          </w:p>
+        </w:tc>
+        <w:tc>
+          <w:tcPr>
+            <w:tcW w:type="dxa" w:w="1656"/>
+          </w:tcPr>
+          <w:p>
+            <w:r>
+              <w:rPr>
+                <w:b/>
+              </w:rPr>
+              <w:t>Mặc định mô phỏng</w:t>
+            </w:r>
+          </w:p>
+        </w:tc>
+        <w:tc>
+          <w:tcPr>
+            <w:tcW w:type="dxa" w:w="2736"/>
+          </w:tcPr>
+          <w:p>
+            <w:r>
+              <w:rPr>
+                <w:b/>
+              </w:rPr>
+              <w:t>Giá trị tài liệu / Nguồn/trang</w:t>
+            </w:r>
+          </w:p>
+        </w:tc>
+      </w:tr>
+      <w:tr>
+        <w:tc>
+          <w:p>
+            <w:r>
+              <w:t>azimuth primary · Bật / Tắt</w:t>
+            </w:r>
+          </w:p>
+        </w:tc>
+        <w:tc>
+          <w:p>
+            <w:r>
+              <w:t>Bật</w:t>
+            </w:r>
+          </w:p>
+        </w:tc>
+        <w:tc>
+          <w:p>
+            <w:r>
+              <w:t>Giá trị: ______; Nguồn/trang: ______</w:t>
+            </w:r>
+          </w:p>
+        </w:tc>
+      </w:tr>
+      <w:tr>
+        <w:tc>
+          <w:p>
+            <w:r>
+              <w:t>azimuth secondary · Bật / Tắt</w:t>
+            </w:r>
+          </w:p>
+        </w:tc>
+        <w:tc>
+          <w:p>
+            <w:r>
+              <w:t>Tắt</w:t>
+            </w:r>
+          </w:p>
+        </w:tc>
+        <w:tc>
+          <w:p>
+            <w:r>
+              <w:t>Giá trị: ______; Nguồn/trang: ______</w:t>
+            </w:r>
+          </w:p>
+        </w:tc>
+      </w:tr>
+      <w:tr>
+        <w:tc>
+          <w:p>
+            <w:r>
+              <w:t>hz30Modulation primary · Bật / Tắt</w:t>
+            </w:r>
+          </w:p>
+        </w:tc>
+        <w:tc>
+          <w:p>
+            <w:r>
+              <w:t>Bật</w:t>
+            </w:r>
+          </w:p>
+        </w:tc>
+        <w:tc>
+          <w:p>
+            <w:r>
+              <w:t>Giá trị: ______; Nguồn/trang: ______</w:t>
+            </w:r>
+          </w:p>
+        </w:tc>
+      </w:tr>
+      <w:tr>
+        <w:tc>
+          <w:p>
+            <w:r>
+              <w:t>hz30Modulation secondary · Bật / Tắt</w:t>
+            </w:r>
+          </w:p>
+        </w:tc>
+        <w:tc>
+          <w:p>
+            <w:r>
+              <w:t>Tắt</w:t>
+            </w:r>
+          </w:p>
+        </w:tc>
+        <w:tc>
+          <w:p>
+            <w:r>
+              <w:t>Giá trị: ______; Nguồn/trang: ______</w:t>
+            </w:r>
+          </w:p>
+        </w:tc>
+      </w:tr>
+      <w:tr>
+        <w:tc>
+          <w:p>
+            <w:r>
+              <w:t>hz9960Modulation primary · Bật / Tắt</w:t>
+            </w:r>
+          </w:p>
+        </w:tc>
+        <w:tc>
+          <w:p>
+            <w:r>
+              <w:t>Bật</w:t>
+            </w:r>
+          </w:p>
+        </w:tc>
+        <w:tc>
+          <w:p>
+            <w:r>
+              <w:t>Giá trị: ______; Nguồn/trang: ______</w:t>
+            </w:r>
+          </w:p>
+        </w:tc>
+      </w:tr>
+      <w:tr>
+        <w:tc>
+          <w:p>
+            <w:r>
+              <w:t>hz9960Modulation secondary · Bật / Tắt</w:t>
+            </w:r>
+          </w:p>
+        </w:tc>
+        <w:tc>
+          <w:p>
+            <w:r>
+              <w:t>Tắt</w:t>
+            </w:r>
+          </w:p>
+        </w:tc>
+        <w:tc>
+          <w:p>
+            <w:r>
+              <w:t>Giá trị: ______; Nguồn/trang: ______</w:t>
+            </w:r>
+          </w:p>
+        </w:tc>
+      </w:tr>
+      <w:tr>
+        <w:tc>
+          <w:p>
+            <w:r>
+              <w:t>deviation primary · Bật / Tắt</w:t>
+            </w:r>
+          </w:p>
+        </w:tc>
+        <w:tc>
+          <w:p>
+            <w:r>
+              <w:t>Bật</w:t>
+            </w:r>
+          </w:p>
+        </w:tc>
+        <w:tc>
+          <w:p>
+            <w:r>
+              <w:t>Giá trị: ______; Nguồn/trang: ______</w:t>
+            </w:r>
+          </w:p>
+        </w:tc>
+      </w:tr>
+      <w:tr>
+        <w:tc>
+          <w:p>
+            <w:r>
+              <w:t>deviation secondary · Bật / Tắt</w:t>
+            </w:r>
+          </w:p>
+        </w:tc>
+        <w:tc>
+          <w:p>
+            <w:r>
+              <w:t>Tắt</w:t>
+            </w:r>
+          </w:p>
+        </w:tc>
+        <w:tc>
+          <w:p>
+            <w:r>
+              <w:t>Giá trị: ______; Nguồn/trang: ______</w:t>
+            </w:r>
+          </w:p>
+        </w:tc>
+      </w:tr>
+      <w:tr>
+        <w:tc>
+          <w:p>
+            <w:r>
+              <w:t>rfLevel primary · Bật / Tắt</w:t>
+            </w:r>
+          </w:p>
+        </w:tc>
+        <w:tc>
+          <w:p>
+            <w:r>
+              <w:t>Bật</w:t>
+            </w:r>
+          </w:p>
+        </w:tc>
+        <w:tc>
+          <w:p>
+            <w:r>
+              <w:t>Giá trị: ______; Nguồn/trang: ______</w:t>
+            </w:r>
+          </w:p>
+        </w:tc>
+      </w:tr>
+      <w:tr>
+        <w:tc>
+          <w:p>
+            <w:r>
+              <w:t>rfLevel secondary · Bật / Tắt</w:t>
+            </w:r>
+          </w:p>
+        </w:tc>
+        <w:tc>
+          <w:p>
+            <w:r>
+              <w:t>Tắt</w:t>
+            </w:r>
+          </w:p>
+        </w:tc>
+        <w:tc>
+          <w:p>
+            <w:r>
+              <w:t>Giá trị: ______; Nguồn/trang: ______</w:t>
+            </w:r>
+          </w:p>
+        </w:tc>
+      </w:tr>
+      <w:tr>
+        <w:tc>
+          <w:p>
+            <w:r>
+              <w:t>identModulation primary · Bật / Tắt</w:t>
+            </w:r>
+          </w:p>
+        </w:tc>
+        <w:tc>
+          <w:p>
+            <w:r>
+              <w:t>Bật</w:t>
+            </w:r>
+          </w:p>
+        </w:tc>
+        <w:tc>
+          <w:p>
+            <w:r>
+              <w:t>Giá trị: ______; Nguồn/trang: ______</w:t>
+            </w:r>
+          </w:p>
+        </w:tc>
+      </w:tr>
+      <w:tr>
+        <w:tc>
+          <w:p>
+            <w:r>
+              <w:t>identModulation secondary · Bật / Tắt</w:t>
+            </w:r>
+          </w:p>
+        </w:tc>
+        <w:tc>
+          <w:p>
+            <w:r>
+              <w:t>Tắt</w:t>
+            </w:r>
+          </w:p>
+        </w:tc>
+        <w:tc>
+          <w:p>
+            <w:r>
+              <w:t>Giá trị: ______; Nguồn/trang: ______</w:t>
+            </w:r>
+          </w:p>
+        </w:tc>
+      </w:tr>
+      <w:tr>
+        <w:tc>
+          <w:p>
+            <w:r>
+              <w:t>identStatus primary · Bật / Tắt</w:t>
+            </w:r>
+          </w:p>
+        </w:tc>
+        <w:tc>
+          <w:p>
+            <w:r>
+              <w:t>Bật</w:t>
+            </w:r>
+          </w:p>
+        </w:tc>
+        <w:tc>
+          <w:p>
+            <w:r>
+              <w:t>Giá trị: ______; Nguồn/trang: ______</w:t>
+            </w:r>
+          </w:p>
+        </w:tc>
+      </w:tr>
+      <w:tr>
+        <w:tc>
+          <w:p>
+            <w:r>
+              <w:t>identStatus secondary · Bật / Tắt</w:t>
+            </w:r>
+          </w:p>
+        </w:tc>
+        <w:tc>
+          <w:p>
+            <w:r>
+              <w:t>Tắt</w:t>
+            </w:r>
+          </w:p>
+        </w:tc>
+        <w:tc>
+          <w:p>
+            <w:r>
+              <w:t>Giá trị: ______; Nguồn/trang: ______</w:t>
+            </w:r>
+          </w:p>
+        </w:tc>
+      </w:tr>
+      <w:tr>
+        <w:tc>
+          <w:p>
+            <w:r>
+              <w:t>identCode primary · Bật / Tắt</w:t>
+            </w:r>
+          </w:p>
+        </w:tc>
+        <w:tc>
+          <w:p>
+            <w:r>
+              <w:t>Bật</w:t>
+            </w:r>
+          </w:p>
+        </w:tc>
+        <w:tc>
+          <w:p>
+            <w:r>
+              <w:t>Giá trị: ______; Nguồn/trang: ______</w:t>
+            </w:r>
+          </w:p>
+        </w:tc>
+      </w:tr>
+      <w:tr>
+        <w:tc>
+          <w:p>
+            <w:r>
+              <w:t>identCode secondary · Bật / Tắt</w:t>
+            </w:r>
+          </w:p>
+        </w:tc>
+        <w:tc>
+          <w:p>
+            <w:r>
+              <w:t>Tắt</w:t>
+            </w:r>
+          </w:p>
+        </w:tc>
+        <w:tc>
+          <w:p>
+            <w:r>
+              <w:t>Giá trị: ______; Nguồn/trang: ______</w:t>
+            </w:r>
+          </w:p>
+        </w:tc>
+      </w:tr>
+      <w:tr>
+        <w:tc>
+          <w:p>
+            <w:r>
+              <w:t>txPower primary · Bật / Tắt</w:t>
+            </w:r>
+          </w:p>
+        </w:tc>
+        <w:tc>
+          <w:p>
+            <w:r>
+              <w:t>Bật</w:t>
+            </w:r>
+          </w:p>
+        </w:tc>
+        <w:tc>
+          <w:p>
+            <w:r>
+              <w:t>Giá trị: ______; Nguồn/trang: ______</w:t>
+            </w:r>
+          </w:p>
+        </w:tc>
+      </w:tr>
+      <w:tr>
+        <w:tc>
+          <w:p>
+            <w:r>
+              <w:t>txPower secondary · Bật / Tắt</w:t>
+            </w:r>
+          </w:p>
+        </w:tc>
+        <w:tc>
+          <w:p>
+            <w:r>
+              <w:t>Tắt</w:t>
+            </w:r>
+          </w:p>
+        </w:tc>
+        <w:tc>
+          <w:p>
+            <w:r>
+              <w:t>Giá trị: ______; Nguồn/trang: ______</w:t>
+            </w:r>
+          </w:p>
+        </w:tc>
+      </w:tr>
+      <w:tr>
+        <w:tc>
+          <w:p>
+            <w:r>
+              <w:t>txFrequencyError primary · Bật / Tắt</w:t>
+            </w:r>
+          </w:p>
+        </w:tc>
+        <w:tc>
+          <w:p>
+            <w:r>
+              <w:t>Bật</w:t>
+            </w:r>
+          </w:p>
+        </w:tc>
+        <w:tc>
+          <w:p>
+            <w:r>
+              <w:t>Giá trị: ______; Nguồn/trang: ______</w:t>
+            </w:r>
+          </w:p>
+        </w:tc>
+      </w:tr>
+      <w:tr>
+        <w:tc>
+          <w:p>
+            <w:r>
+              <w:t>txFrequencyError secondary · Bật / Tắt</w:t>
+            </w:r>
+          </w:p>
+        </w:tc>
+        <w:tc>
+          <w:p>
+            <w:r>
+              <w:t>Tắt</w:t>
+            </w:r>
+          </w:p>
+        </w:tc>
+        <w:tc>
+          <w:p>
+            <w:r>
+              <w:t>Giá trị: ______; Nguồn/trang: ______</w:t>
+            </w:r>
+          </w:p>
+        </w:tc>
+      </w:tr>
+      <w:tr>
+        <w:tc>
+          <w:p>
+            <w:r>
+              <w:t>notchMonitor primary · Bật / Tắt</w:t>
+            </w:r>
+          </w:p>
+        </w:tc>
+        <w:tc>
+          <w:p>
+            <w:r>
+              <w:t>Tắt</w:t>
+            </w:r>
+          </w:p>
+        </w:tc>
+        <w:tc>
+          <w:p>
+            <w:r>
+              <w:t>Giá trị: ______; Nguồn/trang: ______</w:t>
+            </w:r>
+          </w:p>
+        </w:tc>
+      </w:tr>
+      <w:tr>
+        <w:tc>
+          <w:p>
+            <w:r>
+              <w:t>notchMonitor secondary · Bật / Tắt</w:t>
+            </w:r>
+          </w:p>
+        </w:tc>
+        <w:tc>
+          <w:p>
+            <w:r>
+              <w:t>Tắt</w:t>
+            </w:r>
+          </w:p>
+        </w:tc>
+        <w:tc>
+          <w:p>
+            <w:r>
+              <w:t>Giá trị: ______; Nguồn/trang: ______</w:t>
+            </w:r>
+          </w:p>
+        </w:tc>
+      </w:tr>
+      <w:tr>
+        <w:tc>
+          <w:p>
+            <w:r>
+              <w:t>sidebandVswr primary · Bật / Tắt</w:t>
+            </w:r>
+          </w:p>
+        </w:tc>
+        <w:tc>
+          <w:p>
+            <w:r>
+              <w:t>Bật</w:t>
+            </w:r>
+          </w:p>
+        </w:tc>
+        <w:tc>
+          <w:p>
+            <w:r>
+              <w:t>Giá trị: ______; Nguồn/trang: ______</w:t>
+            </w:r>
+          </w:p>
+        </w:tc>
+      </w:tr>
+      <w:tr>
+        <w:tc>
+          <w:p>
+            <w:r>
+              <w:t>sidebandVswr secondary · Bật / Tắt</w:t>
+            </w:r>
+          </w:p>
+        </w:tc>
+        <w:tc>
+          <w:p>
+            <w:r>
+              <w:t>Tắt</w:t>
+            </w:r>
+          </w:p>
+        </w:tc>
+        <w:tc>
+          <w:p>
+            <w:r>
+              <w:t>Giá trị: ______; Nguồn/trang: ______</w:t>
+            </w:r>
+          </w:p>
+        </w:tc>
+      </w:tr>
+    </w:tbl>
+    <w:p>
+      <w:pPr>
+        <w:pStyle w:val="Heading1"/>
+      </w:pPr>
+      <w:r>
+        <w:t>C. Tham khảo các bước tiếp theo — không bắt buộc điền trong Word</w:t>
+      </w:r>
+    </w:p>
+    <w:p>
+      <w:r>
+        <w:t>Tên, mô tả, độ khó và các mục sau có thể điền trong modal. Đây chỉ là ghi chú tùy chọn, không phải yêu cầu phải điền lỗi hay đáp án trong tài liệu nền.</w:t>
+      </w:r>
+    </w:p>
+    <w:p>
+      <w:r>
+        <w:t>1. Trạng thái khởi đầu: xem các giá trị nền đã chuẩn hóa; kiểm tra nguồn và xác nhận từng nhóm trong trình hướng dẫn.</w:t>
+      </w:r>
+    </w:p>
+    <w:p>
+      <w:r>
+        <w:t>2. Lỗi đưa vào: chọn lỗi hoặc yêu cầu tình huống mà đúng thiết bị hỗ trợ trong modal; không dùng cột thông số nền để ghi giá trị gây lỗi.</w:t>
+      </w:r>
+    </w:p>
+    <w:p>
+      <w:r>
+        <w:t>3. Điều kiện đạt: đặt mục tiêu bài tập trong modal; không thay ngưỡng bảo vệ để né lỗi.</w:t>
+      </w:r>
+    </w:p>
+    <w:p>
+      <w:r>
+        <w:t>4. Chẩn đoán hai bước: khi bài tập cần, dùng các màn hình, thao tác và phần cứng được trình hướng dẫn liệt kê; không tự đặt vị trí phần cứng.</w:t>
+      </w:r>
+    </w:p>
+    <w:p>
+      <w:r>
+        <w:t>5. Quyền chỉnh sửa của thí sinh: chọn các trường được phép sửa trong modal, rồi xem lại trước xác nhận cuối.</w:t>
+      </w:r>
+    </w:p>
+    <w:p>
+      <w:r>
+        <w:t>Các nhóm thật trong trình hướng dẫn: Thông tin kịch bản; 1. Trạng thái khởi đầu; 2. Lỗi đưa vào; 3. Điều kiện đạt; 4. Chẩn đoán hai bước; 5. Quyền chỉnh sửa của thí sinh.</w:t>
+      </w:r>
+    </w:p>
+    <w:p>
+      <w:r>
+        <w:t>Ghi chú tình huống tùy chọn: ______. Thông tin còn thiếu hoặc mâu thuẫn cần hỏi lại: ______.</w:t>
+      </w:r>
+    </w:p>
+    <w:p>
+      <w:r>
+        <w:t>Chỉ xác nhận cuối mới tạo kịch bản chưa xuất bản. Giám khảo xem lại trong simulator trước khi đưa vào Ôn tập/Kỳ thi; mẫu này không tự xuất bản, không chấm điểm và không xác minh khôi phục.</w:t>
       </w:r>
     </w:p>
     <w:sectPr>
-      <w:headerReference w:type="default" r:id="rId1"/>
-      <w:footerReference w:type="default" r:id="rId4"/>
-      <w:pgSz w:w="12240" w:h="15840"/>
-      <w:pgMar w:top="936" w:right="1008" w:bottom="936" w:left="1008" w:header="720" w:footer="720" w:gutter="0"/>
+      <w:pgSz w:w="11909" w:h="16834"/>
+      <w:pgMar w:top="864" w:right="936" w:bottom="864" w:left="936" w:header="720" w:footer="720" w:gutter="0"/>
       <w:cols w:space="720"/>
       <w:docGrid w:linePitch="360"/>
     </w:sectPr>
   </w:body>
 </w:document>
-</file>
-
-<file path=word/footer1.xml><?xml version="1.0" encoding="utf-8"?>
-<w:ftr xmlns:m="http://schemas.openxmlformats.org/officeDocument/2006/math" xmlns:mc="http://schemas.openxmlformats.org/markup-compatibility/2006" xmlns:mo="http://schemas.microsoft.com/office/mac/office/2008/main" xmlns:mv="urn:schemas-microsoft-com:mac:vml" xmlns:o="urn:schemas-microsoft-com:office:office" xmlns:r="http://schemas.openxmlformats.org/officeDocument/2006/relationships" xmlns:v="urn:schemas-microsoft-com:vml" xmlns:w10="urn:schemas-microsoft-com:office:word" xmlns:w14="http://schemas.microsoft.com/office/word/2010/wordml" xmlns:w="http://schemas.openxmlformats.org/wordprocessingml/2006/main" xmlns:wne="http://schemas.microsoft.com/office/word/2006/wordml" xmlns:wp14="http://schemas.microsoft.com/office/word/2010/wordprocessingDrawing" xmlns:wp="http://schemas.openxmlformats.org/drawingml/2006/wordprocessingDrawing" xmlns:wpc="http://schemas.microsoft.com/office/word/2010/wordprocessingCanvas" xmlns:wpg="http://schemas.microsoft.com/office/word/2010/wordprocessingGroup" xmlns:wpi="http://schemas.microsoft.com/office/word/2010/wordprocessingInk" xmlns:wps="http://schemas.microsoft.com/office/word/2010/wordprocessingShape" mc:Ignorable="w14 wp14">
-  <w:p>
-    <w:pPr>
-      <w:pStyle w:val="Footer"/>
-    </w:pPr>
-  </w:p>
-</w:ftr>
-</file>
-
-<file path=word/header1.xml><?xml version="1.0" encoding="utf-8"?>
-<w:hdr xmlns:m="http://schemas.openxmlformats.org/officeDocument/2006/math" xmlns:mc="http://schemas.openxmlformats.org/markup-compatibility/2006" xmlns:mo="http://schemas.microsoft.com/office/mac/office/2008/main" xmlns:mv="urn:schemas-microsoft-com:mac:vml" xmlns:o="urn:schemas-microsoft-com:office:office" xmlns:r="http://schemas.openxmlformats.org/officeDocument/2006/relationships" xmlns:v="urn:schemas-microsoft-com:vml" xmlns:w10="urn:schemas-microsoft-com:office:word" xmlns:w14="http://schemas.microsoft.com/office/word/2010/wordml" xmlns:w="http://schemas.openxmlformats.org/wordprocessingml/2006/main" xmlns:wne="http://schemas.microsoft.com/office/word/2006/wordml" xmlns:wp14="http://schemas.microsoft.com/office/word/2010/wordprocessingDrawing" xmlns:wp="http://schemas.openxmlformats.org/drawingml/2006/wordprocessingDrawing" xmlns:wpc="http://schemas.microsoft.com/office/word/2010/wordprocessingCanvas" xmlns:wpg="http://schemas.microsoft.com/office/word/2010/wordprocessingGroup" xmlns:wpi="http://schemas.microsoft.com/office/word/2010/wordprocessingInk" xmlns:wps="http://schemas.microsoft.com/office/word/2010/wordprocessingShape" mc:Ignorable="w14 wp14">
-  <w:p>
-    <w:pPr>
-      <w:pStyle w:val="Header"/>
-    </w:pPr>
-  </w:p>
-</w:hdr>
 </file>
 
 <file path=word/numbering.xml><?xml version="1.0" encoding="utf-8"?>
@@ -857,56 +4912,12 @@
     <w:qFormat/>
     <w:rsid w:val="00FC693F"/>
     <w:pPr>
-      <w:spacing w:after="100"/>
+      <w:spacing w:after="60"/>
     </w:pPr>
     <w:rPr>
       <w:rFonts w:ascii="Arial" w:hAnsi="Arial"/>
-      <w:sz w:val="20"/>
+      <w:sz w:val="18"/>
     </w:rPr>
-  </w:style>
-  <w:style w:type="paragraph" w:styleId="Header">
-    <w:name w:val="header"/>
-    <w:basedOn w:val="Normal"/>
-    <w:link w:val="HeaderChar"/>
-    <w:uiPriority w:val="99"/>
-    <w:unhideWhenUsed/>
-    <w:rsid w:val="00E618BF"/>
-    <w:pPr>
-      <w:tabs>
-        <w:tab w:val="center" w:pos="4680"/>
-        <w:tab w:val="right" w:pos="9360"/>
-      </w:tabs>
-      <w:spacing w:after="0" w:line="240" w:lineRule="auto"/>
-    </w:pPr>
-  </w:style>
-  <w:style w:type="character" w:customStyle="1" w:styleId="HeaderChar">
-    <w:name w:val="Header Char"/>
-    <w:basedOn w:val="DefaultParagraphFont"/>
-    <w:link w:val="Header"/>
-    <w:uiPriority w:val="99"/>
-    <w:rsid w:val="00E618BF"/>
-  </w:style>
-  <w:style w:type="paragraph" w:styleId="Footer">
-    <w:name w:val="footer"/>
-    <w:basedOn w:val="Normal"/>
-    <w:link w:val="FooterChar"/>
-    <w:uiPriority w:val="99"/>
-    <w:unhideWhenUsed/>
-    <w:rsid w:val="00E618BF"/>
-    <w:pPr>
-      <w:tabs>
-        <w:tab w:val="center" w:pos="4680"/>
-        <w:tab w:val="right" w:pos="9360"/>
-      </w:tabs>
-      <w:spacing w:after="0" w:line="240" w:lineRule="auto"/>
-    </w:pPr>
-  </w:style>
-  <w:style w:type="character" w:customStyle="1" w:styleId="FooterChar">
-    <w:name w:val="Footer Char"/>
-    <w:basedOn w:val="DefaultParagraphFont"/>
-    <w:link w:val="Footer"/>
-    <w:uiPriority w:val="99"/>
-    <w:rsid w:val="00E618BF"/>
   </w:style>
   <w:style w:type="paragraph" w:styleId="Heading1">
     <w:name w:val="heading 1"/>
@@ -926,9 +4937,33 @@
       <w:rFonts w:asciiTheme="majorHAnsi" w:eastAsiaTheme="majorEastAsia" w:hAnsiTheme="majorHAnsi" w:cstheme="majorBidi"/>
       <w:b/>
       <w:bCs/>
-      <w:color w:val="365F91" w:themeColor="accent1" w:themeShade="BF"/>
+      <w:color w:val="17365D"/>
       <w:sz w:val="28"/>
       <w:szCs w:val="28"/>
+    </w:rPr>
+  </w:style>
+  <w:style w:type="paragraph" w:styleId="Heading2">
+    <w:name w:val="heading 2"/>
+    <w:basedOn w:val="Normal"/>
+    <w:next w:val="Normal"/>
+    <w:link w:val="Heading2Char"/>
+    <w:uiPriority w:val="9"/>
+    <w:unhideWhenUsed/>
+    <w:qFormat/>
+    <w:rsid w:val="00FC693F"/>
+    <w:pPr>
+      <w:keepNext/>
+      <w:keepLines/>
+      <w:spacing w:before="200" w:after="0"/>
+      <w:outlineLvl w:val="1"/>
+    </w:pPr>
+    <w:rPr>
+      <w:rFonts w:asciiTheme="majorHAnsi" w:eastAsiaTheme="majorEastAsia" w:hAnsiTheme="majorHAnsi" w:cstheme="majorBidi"/>
+      <w:b/>
+      <w:bCs/>
+      <w:color w:val="17365D"/>
+      <w:sz w:val="26"/>
+      <w:szCs w:val="26"/>
     </w:rPr>
   </w:style>
   <w:style w:type="character" w:default="1" w:styleId="DefaultParagraphFont">
@@ -971,6 +5006,21 @@
       <w:color w:val="365F91" w:themeColor="accent1" w:themeShade="BF"/>
       <w:sz w:val="28"/>
       <w:szCs w:val="28"/>
+    </w:rPr>
+  </w:style>
+  <w:style w:type="character" w:customStyle="1" w:styleId="Heading2Char">
+    <w:name w:val="Heading 2 Char"/>
+    <w:basedOn w:val="DefaultParagraphFont"/>
+    <w:link w:val="Heading2"/>
+    <w:uiPriority w:val="9"/>
+    <w:rsid w:val="00FC693F"/>
+    <w:rPr>
+      <w:rFonts w:asciiTheme="majorHAnsi" w:eastAsiaTheme="majorEastAsia" w:hAnsiTheme="majorHAnsi" w:cstheme="majorBidi"/>
+      <w:b/>
+      <w:bCs/>
+      <w:color w:val="4F81BD" w:themeColor="accent1"/>
+      <w:sz w:val="26"/>
+      <w:szCs w:val="26"/>
     </w:rPr>
   </w:style>
   <w:style w:type="paragraph" w:styleId="Title">

--- a/public/templates/ai-scenario-dvor-1150a.docx
+++ b/public/templates/ai-scenario-dvor-1150a.docx
@@ -557,6 +557,167 @@
         <w:tc>
           <w:p>
             <w:r>
+              <w:t>Keyer Input Level · Chọn: Active High/Open; Active Low/Closed</w:t>
+            </w:r>
+          </w:p>
+        </w:tc>
+        <w:tc>
+          <w:p>
+            <w:r>
+              <w:t>Active Low/Closed</w:t>
+            </w:r>
+          </w:p>
+        </w:tc>
+        <w:tc>
+          <w:p>
+            <w:r>
+              <w:t>Giá trị: ______; Nguồn/trang: ______</w:t>
+            </w:r>
+          </w:p>
+        </w:tc>
+      </w:tr>
+      <w:tr>
+        <w:tc>
+          <w:p>
+            <w:r>
+              <w:t>External Keying output · Chọn: Disabled; Enabled; Windowed</w:t>
+            </w:r>
+          </w:p>
+        </w:tc>
+        <w:tc>
+          <w:p>
+            <w:r>
+              <w:t>Disabled</w:t>
+            </w:r>
+          </w:p>
+        </w:tc>
+        <w:tc>
+          <w:p>
+            <w:r>
+              <w:t>Giá trị: ______; Nguồn/trang: ______</w:t>
+            </w:r>
+          </w:p>
+        </w:tc>
+      </w:tr>
+      <w:tr>
+        <w:tc>
+          <w:p>
+            <w:r>
+              <w:t>windowedKeyingInput · Bật / Tắt</w:t>
+            </w:r>
+          </w:p>
+        </w:tc>
+        <w:tc>
+          <w:p>
+            <w:r>
+              <w:t>Tắt</w:t>
+            </w:r>
+          </w:p>
+        </w:tc>
+        <w:tc>
+          <w:p>
+            <w:r>
+              <w:t>Giá trị: ______; Nguồn/trang: ______</w:t>
+            </w:r>
+          </w:p>
+        </w:tc>
+      </w:tr>
+      <w:tr>
+        <w:tc>
+          <w:p>
+            <w:r>
+              <w:t>selfKeyOnLoss · Bật / Tắt</w:t>
+            </w:r>
+          </w:p>
+        </w:tc>
+        <w:tc>
+          <w:p>
+            <w:r>
+              <w:t>Tắt</w:t>
+            </w:r>
+          </w:p>
+        </w:tc>
+        <w:tc>
+          <w:p>
+            <w:r>
+              <w:t>Giá trị: ______; Nguồn/trang: ______</w:t>
+            </w:r>
+          </w:p>
+        </w:tc>
+      </w:tr>
+      <w:tr>
+        <w:tc>
+          <w:p>
+            <w:r>
+              <w:t>shutdownOnLoss · Bật / Tắt</w:t>
+            </w:r>
+          </w:p>
+        </w:tc>
+        <w:tc>
+          <w:p>
+            <w:r>
+              <w:t>Tắt</w:t>
+            </w:r>
+          </w:p>
+        </w:tc>
+        <w:tc>
+          <w:p>
+            <w:r>
+              <w:t>Giá trị: ______; Nguồn/trang: ______</w:t>
+            </w:r>
+          </w:p>
+        </w:tc>
+      </w:tr>
+      <w:tr>
+        <w:tc>
+          <w:p>
+            <w:r>
+              <w:t>restartWhenResumed · Bật / Tắt</w:t>
+            </w:r>
+          </w:p>
+        </w:tc>
+        <w:tc>
+          <w:p>
+            <w:r>
+              <w:t>Tắt</w:t>
+            </w:r>
+          </w:p>
+        </w:tc>
+        <w:tc>
+          <w:p>
+            <w:r>
+              <w:t>Giá trị: ______; Nguồn/trang: ______</w:t>
+            </w:r>
+          </w:p>
+        </w:tc>
+      </w:tr>
+      <w:tr>
+        <w:tc>
+          <w:p>
+            <w:r>
+              <w:t>suppressOnShutdown · Bật / Tắt</w:t>
+            </w:r>
+          </w:p>
+        </w:tc>
+        <w:tc>
+          <w:p>
+            <w:r>
+              <w:t>Tắt</w:t>
+            </w:r>
+          </w:p>
+        </w:tc>
+        <w:tc>
+          <w:p>
+            <w:r>
+              <w:t>Giá trị: ______; Nguồn/trang: ______</w:t>
+            </w:r>
+          </w:p>
+        </w:tc>
+      </w:tr>
+      <w:tr>
+        <w:tc>
+          <w:p>
+            <w:r>
               <w:t>Azimuth angle offset · Đơn vị: ° · ≥ -360 · ≤ 360</w:t>
             </w:r>
           </w:p>
@@ -1335,6 +1496,167 @@
         <w:tc>
           <w:p>
             <w:r>
+              <w:t>Keyer Input Level · Chọn: Active High/Open; Active Low/Closed</w:t>
+            </w:r>
+          </w:p>
+        </w:tc>
+        <w:tc>
+          <w:p>
+            <w:r>
+              <w:t>Active Low/Closed</w:t>
+            </w:r>
+          </w:p>
+        </w:tc>
+        <w:tc>
+          <w:p>
+            <w:r>
+              <w:t>Giá trị: ______; Nguồn/trang: ______</w:t>
+            </w:r>
+          </w:p>
+        </w:tc>
+      </w:tr>
+      <w:tr>
+        <w:tc>
+          <w:p>
+            <w:r>
+              <w:t>External Keying output · Chọn: Disabled; Enabled; Windowed</w:t>
+            </w:r>
+          </w:p>
+        </w:tc>
+        <w:tc>
+          <w:p>
+            <w:r>
+              <w:t>Disabled</w:t>
+            </w:r>
+          </w:p>
+        </w:tc>
+        <w:tc>
+          <w:p>
+            <w:r>
+              <w:t>Giá trị: ______; Nguồn/trang: ______</w:t>
+            </w:r>
+          </w:p>
+        </w:tc>
+      </w:tr>
+      <w:tr>
+        <w:tc>
+          <w:p>
+            <w:r>
+              <w:t>windowedKeyingInput · Bật / Tắt</w:t>
+            </w:r>
+          </w:p>
+        </w:tc>
+        <w:tc>
+          <w:p>
+            <w:r>
+              <w:t>Tắt</w:t>
+            </w:r>
+          </w:p>
+        </w:tc>
+        <w:tc>
+          <w:p>
+            <w:r>
+              <w:t>Giá trị: ______; Nguồn/trang: ______</w:t>
+            </w:r>
+          </w:p>
+        </w:tc>
+      </w:tr>
+      <w:tr>
+        <w:tc>
+          <w:p>
+            <w:r>
+              <w:t>selfKeyOnLoss · Bật / Tắt</w:t>
+            </w:r>
+          </w:p>
+        </w:tc>
+        <w:tc>
+          <w:p>
+            <w:r>
+              <w:t>Tắt</w:t>
+            </w:r>
+          </w:p>
+        </w:tc>
+        <w:tc>
+          <w:p>
+            <w:r>
+              <w:t>Giá trị: ______; Nguồn/trang: ______</w:t>
+            </w:r>
+          </w:p>
+        </w:tc>
+      </w:tr>
+      <w:tr>
+        <w:tc>
+          <w:p>
+            <w:r>
+              <w:t>shutdownOnLoss · Bật / Tắt</w:t>
+            </w:r>
+          </w:p>
+        </w:tc>
+        <w:tc>
+          <w:p>
+            <w:r>
+              <w:t>Tắt</w:t>
+            </w:r>
+          </w:p>
+        </w:tc>
+        <w:tc>
+          <w:p>
+            <w:r>
+              <w:t>Giá trị: ______; Nguồn/trang: ______</w:t>
+            </w:r>
+          </w:p>
+        </w:tc>
+      </w:tr>
+      <w:tr>
+        <w:tc>
+          <w:p>
+            <w:r>
+              <w:t>restartWhenResumed · Bật / Tắt</w:t>
+            </w:r>
+          </w:p>
+        </w:tc>
+        <w:tc>
+          <w:p>
+            <w:r>
+              <w:t>Tắt</w:t>
+            </w:r>
+          </w:p>
+        </w:tc>
+        <w:tc>
+          <w:p>
+            <w:r>
+              <w:t>Giá trị: ______; Nguồn/trang: ______</w:t>
+            </w:r>
+          </w:p>
+        </w:tc>
+      </w:tr>
+      <w:tr>
+        <w:tc>
+          <w:p>
+            <w:r>
+              <w:t>suppressOnShutdown · Bật / Tắt</w:t>
+            </w:r>
+          </w:p>
+        </w:tc>
+        <w:tc>
+          <w:p>
+            <w:r>
+              <w:t>Tắt</w:t>
+            </w:r>
+          </w:p>
+        </w:tc>
+        <w:tc>
+          <w:p>
+            <w:r>
+              <w:t>Giá trị: ______; Nguồn/trang: ______</w:t>
+            </w:r>
+          </w:p>
+        </w:tc>
+      </w:tr>
+      <w:tr>
+        <w:tc>
+          <w:p>
+            <w:r>
               <w:t>Azimuth angle offset · Đơn vị: ° · ≥ -360 · ≤ 360</w:t>
             </w:r>
           </w:p>
@@ -3048,6 +3370,190 @@
           </w:p>
         </w:tc>
       </w:tr>
+      <w:tr>
+        <w:tc>
+          <w:p>
+            <w:r>
+              <w:t>Test Generator Azimuth Angle · Đơn vị: ° · ≥ 0 · ≤ 360</w:t>
+            </w:r>
+          </w:p>
+        </w:tc>
+        <w:tc>
+          <w:p>
+            <w:r>
+              <w:t>0</w:t>
+            </w:r>
+          </w:p>
+        </w:tc>
+        <w:tc>
+          <w:p>
+            <w:r>
+              <w:t>Giá trị: ______; Nguồn/trang: ______</w:t>
+            </w:r>
+          </w:p>
+        </w:tc>
+      </w:tr>
+      <w:tr>
+        <w:tc>
+          <w:p>
+            <w:r>
+              <w:t>Test Generator 30 Hz Modulation · Đơn vị: % · ≥ 0 · ≤ 100</w:t>
+            </w:r>
+          </w:p>
+        </w:tc>
+        <w:tc>
+          <w:p>
+            <w:r>
+              <w:t>30</w:t>
+            </w:r>
+          </w:p>
+        </w:tc>
+        <w:tc>
+          <w:p>
+            <w:r>
+              <w:t>Giá trị: ______; Nguồn/trang: ______</w:t>
+            </w:r>
+          </w:p>
+        </w:tc>
+      </w:tr>
+      <w:tr>
+        <w:tc>
+          <w:p>
+            <w:r>
+              <w:t>Test Generator 9960 Hz Modulation · Đơn vị: % · ≥ 0 · ≤ 100</w:t>
+            </w:r>
+          </w:p>
+        </w:tc>
+        <w:tc>
+          <w:p>
+            <w:r>
+              <w:t>30</w:t>
+            </w:r>
+          </w:p>
+        </w:tc>
+        <w:tc>
+          <w:p>
+            <w:r>
+              <w:t>Giá trị: ______; Nguồn/trang: ______</w:t>
+            </w:r>
+          </w:p>
+        </w:tc>
+      </w:tr>
+      <w:tr>
+        <w:tc>
+          <w:p>
+            <w:r>
+              <w:t>Test Generator Deviation · Đơn vị: Ratio · ≥ 0 · ≤ 100</w:t>
+            </w:r>
+          </w:p>
+        </w:tc>
+        <w:tc>
+          <w:p>
+            <w:r>
+              <w:t>16</w:t>
+            </w:r>
+          </w:p>
+        </w:tc>
+        <w:tc>
+          <w:p>
+            <w:r>
+              <w:t>Giá trị: ______; Nguồn/trang: ______</w:t>
+            </w:r>
+          </w:p>
+        </w:tc>
+      </w:tr>
+      <w:tr>
+        <w:tc>
+          <w:p>
+            <w:r>
+              <w:t>Test Generator Ident Modulation · Đơn vị: % · ≥ 0 · ≤ 100</w:t>
+            </w:r>
+          </w:p>
+        </w:tc>
+        <w:tc>
+          <w:p>
+            <w:r>
+              <w:t>10</w:t>
+            </w:r>
+          </w:p>
+        </w:tc>
+        <w:tc>
+          <w:p>
+            <w:r>
+              <w:t>Giá trị: ______; Nguồn/trang: ______</w:t>
+            </w:r>
+          </w:p>
+        </w:tc>
+      </w:tr>
+      <w:tr>
+        <w:tc>
+          <w:p>
+            <w:r>
+              <w:t>Test Generator Audio Modulation · Đơn vị: % · ≥ 0 · ≤ 100</w:t>
+            </w:r>
+          </w:p>
+        </w:tc>
+        <w:tc>
+          <w:p>
+            <w:r>
+              <w:t>10</w:t>
+            </w:r>
+          </w:p>
+        </w:tc>
+        <w:tc>
+          <w:p>
+            <w:r>
+              <w:t>Giá trị: ______; Nguồn/trang: ______</w:t>
+            </w:r>
+          </w:p>
+        </w:tc>
+      </w:tr>
+      <w:tr>
+        <w:tc>
+          <w:p>
+            <w:r>
+              <w:t>Test Generator Audio Frequency · Đơn vị: Hz · ≥ 300 · ≤ 3000</w:t>
+            </w:r>
+          </w:p>
+        </w:tc>
+        <w:tc>
+          <w:p>
+            <w:r>
+              <w:t>300</w:t>
+            </w:r>
+          </w:p>
+        </w:tc>
+        <w:tc>
+          <w:p>
+            <w:r>
+              <w:t>Giá trị: ______; Nguồn/trang: ______</w:t>
+            </w:r>
+          </w:p>
+        </w:tc>
+      </w:tr>
+      <w:tr>
+        <w:tc>
+          <w:p>
+            <w:r>
+              <w:t>Test Generator Ident Control · Chọn: Normal; No Ident; Continuous Ident</w:t>
+            </w:r>
+          </w:p>
+        </w:tc>
+        <w:tc>
+          <w:p>
+            <w:r>
+              <w:t>Normal</w:t>
+            </w:r>
+          </w:p>
+        </w:tc>
+        <w:tc>
+          <w:p>
+            <w:r>
+              <w:t>Giá trị: ______; Nguồn/trang: ______</w:t>
+            </w:r>
+          </w:p>
+        </w:tc>
+      </w:tr>
     </w:tbl>
     <w:p>
       <w:pPr>
@@ -3642,7 +4148,7 @@
         <w:tc>
           <w:p>
             <w:r>
-              <w:t>MON1 Tx power offset · Đơn vị: W · ≥ -200 · ≤ 200</w:t>
+              <w:t>MON1 Tx power offset · Đơn vị: % · ≥ -200 · ≤ 200</w:t>
             </w:r>
           </w:p>
         </w:tc>
@@ -3918,7 +4424,7 @@
         <w:tc>
           <w:p>
             <w:r>
-              <w:t>MON2 Tx power offset · Đơn vị: W · ≥ -200 · ≤ 200</w:t>
+              <w:t>MON2 Tx power offset · Đơn vị: % · ≥ -200 · ≤ 200</w:t>
             </w:r>
           </w:p>
         </w:tc>
@@ -3995,6 +4501,374 @@
           <w:p>
             <w:r>
               <w:t>0</w:t>
+            </w:r>
+          </w:p>
+        </w:tc>
+        <w:tc>
+          <w:p>
+            <w:r>
+              <w:t>Giá trị: ______; Nguồn/trang: ______</w:t>
+            </w:r>
+          </w:p>
+        </w:tc>
+      </w:tr>
+      <w:tr>
+        <w:tc>
+          <w:p>
+            <w:r>
+              <w:t>MON1 Tx power scale Standby · Đơn vị: % · ≥ 0 · ≤ 200</w:t>
+            </w:r>
+          </w:p>
+        </w:tc>
+        <w:tc>
+          <w:p>
+            <w:r>
+              <w:t>100</w:t>
+            </w:r>
+          </w:p>
+        </w:tc>
+        <w:tc>
+          <w:p>
+            <w:r>
+              <w:t>Giá trị: ______; Nguồn/trang: ______</w:t>
+            </w:r>
+          </w:p>
+        </w:tc>
+      </w:tr>
+      <w:tr>
+        <w:tc>
+          <w:p>
+            <w:r>
+              <w:t>MON1 Tx power offset Standby · Đơn vị: % · ≥ -200 · ≤ 200</w:t>
+            </w:r>
+          </w:p>
+        </w:tc>
+        <w:tc>
+          <w:p>
+            <w:r>
+              <w:t>0</w:t>
+            </w:r>
+          </w:p>
+        </w:tc>
+        <w:tc>
+          <w:p>
+            <w:r>
+              <w:t>Giá trị: ______; Nguồn/trang: ______</w:t>
+            </w:r>
+          </w:p>
+        </w:tc>
+      </w:tr>
+      <w:tr>
+        <w:tc>
+          <w:p>
+            <w:r>
+              <w:t>MON1 Tx frequency offset Standby · Đơn vị: ppm · ≥ -100 · ≤ 100</w:t>
+            </w:r>
+          </w:p>
+        </w:tc>
+        <w:tc>
+          <w:p>
+            <w:r>
+              <w:t>0</w:t>
+            </w:r>
+          </w:p>
+        </w:tc>
+        <w:tc>
+          <w:p>
+            <w:r>
+              <w:t>Giá trị: ______; Nguồn/trang: ______</w:t>
+            </w:r>
+          </w:p>
+        </w:tc>
+      </w:tr>
+      <w:tr>
+        <w:tc>
+          <w:p>
+            <w:r>
+              <w:t>MON2 Tx power scale Standby · Đơn vị: % · ≥ 0 · ≤ 200</w:t>
+            </w:r>
+          </w:p>
+        </w:tc>
+        <w:tc>
+          <w:p>
+            <w:r>
+              <w:t>100</w:t>
+            </w:r>
+          </w:p>
+        </w:tc>
+        <w:tc>
+          <w:p>
+            <w:r>
+              <w:t>Giá trị: ______; Nguồn/trang: ______</w:t>
+            </w:r>
+          </w:p>
+        </w:tc>
+      </w:tr>
+      <w:tr>
+        <w:tc>
+          <w:p>
+            <w:r>
+              <w:t>MON2 Tx power offset Standby · Đơn vị: % · ≥ -200 · ≤ 200</w:t>
+            </w:r>
+          </w:p>
+        </w:tc>
+        <w:tc>
+          <w:p>
+            <w:r>
+              <w:t>0</w:t>
+            </w:r>
+          </w:p>
+        </w:tc>
+        <w:tc>
+          <w:p>
+            <w:r>
+              <w:t>Giá trị: ______; Nguồn/trang: ______</w:t>
+            </w:r>
+          </w:p>
+        </w:tc>
+      </w:tr>
+      <w:tr>
+        <w:tc>
+          <w:p>
+            <w:r>
+              <w:t>MON2 Tx frequency offset Standby · Đơn vị: ppm · ≥ -100 · ≤ 100</w:t>
+            </w:r>
+          </w:p>
+        </w:tc>
+        <w:tc>
+          <w:p>
+            <w:r>
+              <w:t>0</w:t>
+            </w:r>
+          </w:p>
+        </w:tc>
+        <w:tc>
+          <w:p>
+            <w:r>
+              <w:t>Giá trị: ______; Nguồn/trang: ______</w:t>
+            </w:r>
+          </w:p>
+        </w:tc>
+      </w:tr>
+      <w:tr>
+        <w:tc>
+          <w:p>
+            <w:r>
+              <w:t>MON1 azimuth offset Test Generator / Certification · Đơn vị: ° · ≥ -360 · ≤ 360</w:t>
+            </w:r>
+          </w:p>
+        </w:tc>
+        <w:tc>
+          <w:p>
+            <w:r>
+              <w:t>0</w:t>
+            </w:r>
+          </w:p>
+        </w:tc>
+        <w:tc>
+          <w:p>
+            <w:r>
+              <w:t>Giá trị: ______; Nguồn/trang: ______</w:t>
+            </w:r>
+          </w:p>
+        </w:tc>
+      </w:tr>
+      <w:tr>
+        <w:tc>
+          <w:p>
+            <w:r>
+              <w:t>MON1 30 Hz scale Test Generator / Certification · Đơn vị: % · ≥ 0 · ≤ 200</w:t>
+            </w:r>
+          </w:p>
+        </w:tc>
+        <w:tc>
+          <w:p>
+            <w:r>
+              <w:t>100</w:t>
+            </w:r>
+          </w:p>
+        </w:tc>
+        <w:tc>
+          <w:p>
+            <w:r>
+              <w:t>Giá trị: ______; Nguồn/trang: ______</w:t>
+            </w:r>
+          </w:p>
+        </w:tc>
+      </w:tr>
+      <w:tr>
+        <w:tc>
+          <w:p>
+            <w:r>
+              <w:t>MON1 9960 Hz scale Test Generator / Certification · Đơn vị: % · ≥ 0 · ≤ 200</w:t>
+            </w:r>
+          </w:p>
+        </w:tc>
+        <w:tc>
+          <w:p>
+            <w:r>
+              <w:t>96.1</w:t>
+            </w:r>
+          </w:p>
+        </w:tc>
+        <w:tc>
+          <w:p>
+            <w:r>
+              <w:t>Giá trị: ______; Nguồn/trang: ______</w:t>
+            </w:r>
+          </w:p>
+        </w:tc>
+      </w:tr>
+      <w:tr>
+        <w:tc>
+          <w:p>
+            <w:r>
+              <w:t>MON1 deviation scale Test Generator / Certification · Đơn vị: % · ≥ 0 · ≤ 200</w:t>
+            </w:r>
+          </w:p>
+        </w:tc>
+        <w:tc>
+          <w:p>
+            <w:r>
+              <w:t>100</w:t>
+            </w:r>
+          </w:p>
+        </w:tc>
+        <w:tc>
+          <w:p>
+            <w:r>
+              <w:t>Giá trị: ______; Nguồn/trang: ______</w:t>
+            </w:r>
+          </w:p>
+        </w:tc>
+      </w:tr>
+      <w:tr>
+        <w:tc>
+          <w:p>
+            <w:r>
+              <w:t>MON1 ident scale Test Generator / Certification · Đơn vị: % · ≥ 0 · ≤ 200</w:t>
+            </w:r>
+          </w:p>
+        </w:tc>
+        <w:tc>
+          <w:p>
+            <w:r>
+              <w:t>100</w:t>
+            </w:r>
+          </w:p>
+        </w:tc>
+        <w:tc>
+          <w:p>
+            <w:r>
+              <w:t>Giá trị: ______; Nguồn/trang: ______</w:t>
+            </w:r>
+          </w:p>
+        </w:tc>
+      </w:tr>
+      <w:tr>
+        <w:tc>
+          <w:p>
+            <w:r>
+              <w:t>MON2 azimuth offset Test Generator / Certification · Đơn vị: ° · ≥ -360 · ≤ 360</w:t>
+            </w:r>
+          </w:p>
+        </w:tc>
+        <w:tc>
+          <w:p>
+            <w:r>
+              <w:t>0</w:t>
+            </w:r>
+          </w:p>
+        </w:tc>
+        <w:tc>
+          <w:p>
+            <w:r>
+              <w:t>Giá trị: ______; Nguồn/trang: ______</w:t>
+            </w:r>
+          </w:p>
+        </w:tc>
+      </w:tr>
+      <w:tr>
+        <w:tc>
+          <w:p>
+            <w:r>
+              <w:t>MON2 30 Hz scale Test Generator / Certification · Đơn vị: % · ≥ 0 · ≤ 200</w:t>
+            </w:r>
+          </w:p>
+        </w:tc>
+        <w:tc>
+          <w:p>
+            <w:r>
+              <w:t>100</w:t>
+            </w:r>
+          </w:p>
+        </w:tc>
+        <w:tc>
+          <w:p>
+            <w:r>
+              <w:t>Giá trị: ______; Nguồn/trang: ______</w:t>
+            </w:r>
+          </w:p>
+        </w:tc>
+      </w:tr>
+      <w:tr>
+        <w:tc>
+          <w:p>
+            <w:r>
+              <w:t>MON2 9960 Hz scale Test Generator / Certification · Đơn vị: % · ≥ 0 · ≤ 200</w:t>
+            </w:r>
+          </w:p>
+        </w:tc>
+        <w:tc>
+          <w:p>
+            <w:r>
+              <w:t>96.1</w:t>
+            </w:r>
+          </w:p>
+        </w:tc>
+        <w:tc>
+          <w:p>
+            <w:r>
+              <w:t>Giá trị: ______; Nguồn/trang: ______</w:t>
+            </w:r>
+          </w:p>
+        </w:tc>
+      </w:tr>
+      <w:tr>
+        <w:tc>
+          <w:p>
+            <w:r>
+              <w:t>MON2 deviation scale Test Generator / Certification · Đơn vị: % · ≥ 0 · ≤ 200</w:t>
+            </w:r>
+          </w:p>
+        </w:tc>
+        <w:tc>
+          <w:p>
+            <w:r>
+              <w:t>100</w:t>
+            </w:r>
+          </w:p>
+        </w:tc>
+        <w:tc>
+          <w:p>
+            <w:r>
+              <w:t>Giá trị: ______; Nguồn/trang: ______</w:t>
+            </w:r>
+          </w:p>
+        </w:tc>
+      </w:tr>
+      <w:tr>
+        <w:tc>
+          <w:p>
+            <w:r>
+              <w:t>MON2 ident scale Test Generator / Certification · Đơn vị: % · ≥ 0 · ≤ 200</w:t>
+            </w:r>
+          </w:p>
+        </w:tc>
+        <w:tc>
+          <w:p>
+            <w:r>
+              <w:t>100</w:t>
             </w:r>
           </w:p>
         </w:tc>
